--- a/design considerations & apis-frameworks.docx
+++ b/design considerations & apis-frameworks.docx
@@ -493,7 +493,1790 @@
         <w:t>https://projects.apache.org/projects.html?language#Java all java related projects</w:t>
       </w:r>
     </w:p>
-    <w:p/>
+    <w:p>
+      <w:pPr>
+        <w:spacing w:after="150" w:line="240" w:lineRule="auto"/>
+        <w:rPr>
+          <w:rFonts w:ascii="Helvetica" w:eastAsia="Times New Roman" w:hAnsi="Helvetica" w:cs="Times New Roman"/>
+          <w:color w:val="000000"/>
+          <w:sz w:val="18"/>
+          <w:szCs w:val="18"/>
+          <w:lang w:eastAsia="en-IN"/>
+        </w:rPr>
+      </w:pPr>
+      <w:r>
+        <w:rPr>
+          <w:rFonts w:ascii="Helvetica" w:eastAsia="Times New Roman" w:hAnsi="Helvetica" w:cs="Times New Roman"/>
+          <w:color w:val="000000"/>
+          <w:sz w:val="18"/>
+          <w:szCs w:val="18"/>
+          <w:lang w:eastAsia="en-IN"/>
+        </w:rPr>
+        <w:t>Objenesis is a small Java library that serves one purpose:</w:t>
+      </w:r>
+    </w:p>
+    <w:p>
+      <w:pPr>
+        <w:numPr>
+          <w:ilvl w:val="0"/>
+          <w:numId w:val="15"/>
+        </w:numPr>
+        <w:spacing w:before="100" w:beforeAutospacing="1" w:after="90" w:line="240" w:lineRule="auto"/>
+        <w:ind w:left="300"/>
+        <w:rPr>
+          <w:rFonts w:ascii="Helvetica" w:eastAsia="Times New Roman" w:hAnsi="Helvetica" w:cs="Times New Roman"/>
+          <w:color w:val="000000"/>
+          <w:sz w:val="18"/>
+          <w:szCs w:val="18"/>
+          <w:lang w:eastAsia="en-IN"/>
+        </w:rPr>
+      </w:pPr>
+      <w:r>
+        <w:rPr>
+          <w:rFonts w:ascii="Helvetica" w:eastAsia="Times New Roman" w:hAnsi="Helvetica" w:cs="Times New Roman"/>
+          <w:b/>
+          <w:bCs/>
+          <w:color w:val="000000"/>
+          <w:sz w:val="18"/>
+          <w:szCs w:val="18"/>
+          <w:lang w:eastAsia="en-IN"/>
+        </w:rPr>
+        <w:t>To instantiate a new object of a particular class.</w:t>
+      </w:r>
+    </w:p>
+    <w:p>
+      <w:pPr>
+        <w:numPr>
+          <w:ilvl w:val="0"/>
+          <w:numId w:val="15"/>
+        </w:numPr>
+        <w:pBdr>
+          <w:top w:val="single" w:sz="6" w:space="3" w:color="6E61AD"/>
+          <w:left w:val="single" w:sz="6" w:space="3" w:color="6E61AD"/>
+          <w:bottom w:val="single" w:sz="6" w:space="3" w:color="6E61AD"/>
+          <w:right w:val="single" w:sz="6" w:space="3" w:color="6E61AD"/>
+        </w:pBdr>
+        <w:shd w:val="clear" w:color="auto" w:fill="E0D0F0"/>
+        <w:tabs>
+          <w:tab w:val="left" w:pos="916"/>
+          <w:tab w:val="left" w:pos="1832"/>
+          <w:tab w:val="left" w:pos="2748"/>
+          <w:tab w:val="left" w:pos="3664"/>
+          <w:tab w:val="left" w:pos="4580"/>
+          <w:tab w:val="left" w:pos="5496"/>
+          <w:tab w:val="left" w:pos="6412"/>
+          <w:tab w:val="left" w:pos="7328"/>
+          <w:tab w:val="left" w:pos="8244"/>
+          <w:tab w:val="left" w:pos="9160"/>
+          <w:tab w:val="left" w:pos="10076"/>
+          <w:tab w:val="left" w:pos="10992"/>
+          <w:tab w:val="left" w:pos="11908"/>
+          <w:tab w:val="left" w:pos="12824"/>
+          <w:tab w:val="left" w:pos="13740"/>
+          <w:tab w:val="left" w:pos="14656"/>
+        </w:tabs>
+        <w:spacing w:after="0" w:line="240" w:lineRule="auto"/>
+        <w:contextualSpacing/>
+        <w:rPr>
+          <w:rFonts w:ascii="Courier New" w:eastAsia="Times New Roman" w:hAnsi="Courier New" w:cs="Courier New"/>
+          <w:color w:val="000000"/>
+          <w:sz w:val="17"/>
+          <w:szCs w:val="17"/>
+          <w:lang w:eastAsia="en-IN"/>
+        </w:rPr>
+      </w:pPr>
+      <w:r>
+        <w:rPr>
+          <w:rFonts w:ascii="Courier New" w:eastAsia="Times New Roman" w:hAnsi="Courier New" w:cs="Courier New"/>
+          <w:color w:val="000000"/>
+          <w:sz w:val="17"/>
+          <w:szCs w:val="17"/>
+          <w:lang w:eastAsia="en-IN"/>
+        </w:rPr>
+        <w:t>Objenesis objenesis = new ObjenesisStd(); // or ObjenesisSerializer</w:t>
+      </w:r>
+    </w:p>
+    <w:p>
+      <w:pPr>
+        <w:numPr>
+          <w:ilvl w:val="0"/>
+          <w:numId w:val="15"/>
+        </w:numPr>
+        <w:pBdr>
+          <w:top w:val="single" w:sz="6" w:space="3" w:color="6E61AD"/>
+          <w:left w:val="single" w:sz="6" w:space="3" w:color="6E61AD"/>
+          <w:bottom w:val="single" w:sz="6" w:space="3" w:color="6E61AD"/>
+          <w:right w:val="single" w:sz="6" w:space="3" w:color="6E61AD"/>
+        </w:pBdr>
+        <w:shd w:val="clear" w:color="auto" w:fill="E0D0F0"/>
+        <w:tabs>
+          <w:tab w:val="left" w:pos="916"/>
+          <w:tab w:val="left" w:pos="1832"/>
+          <w:tab w:val="left" w:pos="2748"/>
+          <w:tab w:val="left" w:pos="3664"/>
+          <w:tab w:val="left" w:pos="4580"/>
+          <w:tab w:val="left" w:pos="5496"/>
+          <w:tab w:val="left" w:pos="6412"/>
+          <w:tab w:val="left" w:pos="7328"/>
+          <w:tab w:val="left" w:pos="8244"/>
+          <w:tab w:val="left" w:pos="9160"/>
+          <w:tab w:val="left" w:pos="10076"/>
+          <w:tab w:val="left" w:pos="10992"/>
+          <w:tab w:val="left" w:pos="11908"/>
+          <w:tab w:val="left" w:pos="12824"/>
+          <w:tab w:val="left" w:pos="13740"/>
+          <w:tab w:val="left" w:pos="14656"/>
+        </w:tabs>
+        <w:spacing w:after="0" w:line="240" w:lineRule="auto"/>
+        <w:contextualSpacing/>
+        <w:rPr>
+          <w:rFonts w:ascii="Courier New" w:eastAsia="Times New Roman" w:hAnsi="Courier New" w:cs="Courier New"/>
+          <w:color w:val="000000"/>
+          <w:sz w:val="17"/>
+          <w:szCs w:val="17"/>
+          <w:lang w:eastAsia="en-IN"/>
+        </w:rPr>
+      </w:pPr>
+      <w:r>
+        <w:rPr>
+          <w:rFonts w:ascii="Courier New" w:eastAsia="Times New Roman" w:hAnsi="Courier New" w:cs="Courier New"/>
+          <w:color w:val="000000"/>
+          <w:sz w:val="17"/>
+          <w:szCs w:val="17"/>
+          <w:lang w:eastAsia="en-IN"/>
+        </w:rPr>
+        <w:t>MyThingy thingy1 = (MyThingy) objenesis.newInstance(MyThingy.class);</w:t>
+      </w:r>
+    </w:p>
+    <w:p>
+      <w:pPr>
+        <w:numPr>
+          <w:ilvl w:val="0"/>
+          <w:numId w:val="15"/>
+        </w:numPr>
+        <w:pBdr>
+          <w:top w:val="single" w:sz="6" w:space="3" w:color="6E61AD"/>
+          <w:left w:val="single" w:sz="6" w:space="3" w:color="6E61AD"/>
+          <w:bottom w:val="single" w:sz="6" w:space="3" w:color="6E61AD"/>
+          <w:right w:val="single" w:sz="6" w:space="3" w:color="6E61AD"/>
+        </w:pBdr>
+        <w:shd w:val="clear" w:color="auto" w:fill="E0D0F0"/>
+        <w:tabs>
+          <w:tab w:val="left" w:pos="916"/>
+          <w:tab w:val="left" w:pos="1832"/>
+          <w:tab w:val="left" w:pos="2748"/>
+          <w:tab w:val="left" w:pos="3664"/>
+          <w:tab w:val="left" w:pos="4580"/>
+          <w:tab w:val="left" w:pos="5496"/>
+          <w:tab w:val="left" w:pos="6412"/>
+          <w:tab w:val="left" w:pos="7328"/>
+          <w:tab w:val="left" w:pos="8244"/>
+          <w:tab w:val="left" w:pos="9160"/>
+          <w:tab w:val="left" w:pos="10076"/>
+          <w:tab w:val="left" w:pos="10992"/>
+          <w:tab w:val="left" w:pos="11908"/>
+          <w:tab w:val="left" w:pos="12824"/>
+          <w:tab w:val="left" w:pos="13740"/>
+          <w:tab w:val="left" w:pos="14656"/>
+        </w:tabs>
+        <w:spacing w:after="0" w:line="240" w:lineRule="auto"/>
+        <w:contextualSpacing/>
+        <w:rPr>
+          <w:rFonts w:ascii="Courier New" w:eastAsia="Times New Roman" w:hAnsi="Courier New" w:cs="Courier New"/>
+          <w:color w:val="000000"/>
+          <w:sz w:val="17"/>
+          <w:szCs w:val="17"/>
+          <w:lang w:eastAsia="en-IN"/>
+        </w:rPr>
+      </w:pPr>
+    </w:p>
+    <w:p>
+      <w:pPr>
+        <w:numPr>
+          <w:ilvl w:val="0"/>
+          <w:numId w:val="15"/>
+        </w:numPr>
+        <w:pBdr>
+          <w:top w:val="single" w:sz="6" w:space="3" w:color="6E61AD"/>
+          <w:left w:val="single" w:sz="6" w:space="3" w:color="6E61AD"/>
+          <w:bottom w:val="single" w:sz="6" w:space="3" w:color="6E61AD"/>
+          <w:right w:val="single" w:sz="6" w:space="3" w:color="6E61AD"/>
+        </w:pBdr>
+        <w:shd w:val="clear" w:color="auto" w:fill="E0D0F0"/>
+        <w:tabs>
+          <w:tab w:val="left" w:pos="916"/>
+          <w:tab w:val="left" w:pos="1832"/>
+          <w:tab w:val="left" w:pos="2748"/>
+          <w:tab w:val="left" w:pos="3664"/>
+          <w:tab w:val="left" w:pos="4580"/>
+          <w:tab w:val="left" w:pos="5496"/>
+          <w:tab w:val="left" w:pos="6412"/>
+          <w:tab w:val="left" w:pos="7328"/>
+          <w:tab w:val="left" w:pos="8244"/>
+          <w:tab w:val="left" w:pos="9160"/>
+          <w:tab w:val="left" w:pos="10076"/>
+          <w:tab w:val="left" w:pos="10992"/>
+          <w:tab w:val="left" w:pos="11908"/>
+          <w:tab w:val="left" w:pos="12824"/>
+          <w:tab w:val="left" w:pos="13740"/>
+          <w:tab w:val="left" w:pos="14656"/>
+        </w:tabs>
+        <w:spacing w:after="0" w:line="240" w:lineRule="auto"/>
+        <w:contextualSpacing/>
+        <w:rPr>
+          <w:rFonts w:ascii="Courier New" w:eastAsia="Times New Roman" w:hAnsi="Courier New" w:cs="Courier New"/>
+          <w:color w:val="000000"/>
+          <w:sz w:val="17"/>
+          <w:szCs w:val="17"/>
+          <w:lang w:eastAsia="en-IN"/>
+        </w:rPr>
+      </w:pPr>
+      <w:r>
+        <w:rPr>
+          <w:rFonts w:ascii="Courier New" w:eastAsia="Times New Roman" w:hAnsi="Courier New" w:cs="Courier New"/>
+          <w:color w:val="000000"/>
+          <w:sz w:val="17"/>
+          <w:szCs w:val="17"/>
+          <w:lang w:eastAsia="en-IN"/>
+        </w:rPr>
+        <w:t>// or (a little bit more efficient if you need to create many objects)</w:t>
+      </w:r>
+    </w:p>
+    <w:p>
+      <w:pPr>
+        <w:numPr>
+          <w:ilvl w:val="0"/>
+          <w:numId w:val="15"/>
+        </w:numPr>
+        <w:pBdr>
+          <w:top w:val="single" w:sz="6" w:space="3" w:color="6E61AD"/>
+          <w:left w:val="single" w:sz="6" w:space="3" w:color="6E61AD"/>
+          <w:bottom w:val="single" w:sz="6" w:space="3" w:color="6E61AD"/>
+          <w:right w:val="single" w:sz="6" w:space="3" w:color="6E61AD"/>
+        </w:pBdr>
+        <w:shd w:val="clear" w:color="auto" w:fill="E0D0F0"/>
+        <w:tabs>
+          <w:tab w:val="left" w:pos="916"/>
+          <w:tab w:val="left" w:pos="1832"/>
+          <w:tab w:val="left" w:pos="2748"/>
+          <w:tab w:val="left" w:pos="3664"/>
+          <w:tab w:val="left" w:pos="4580"/>
+          <w:tab w:val="left" w:pos="5496"/>
+          <w:tab w:val="left" w:pos="6412"/>
+          <w:tab w:val="left" w:pos="7328"/>
+          <w:tab w:val="left" w:pos="8244"/>
+          <w:tab w:val="left" w:pos="9160"/>
+          <w:tab w:val="left" w:pos="10076"/>
+          <w:tab w:val="left" w:pos="10992"/>
+          <w:tab w:val="left" w:pos="11908"/>
+          <w:tab w:val="left" w:pos="12824"/>
+          <w:tab w:val="left" w:pos="13740"/>
+          <w:tab w:val="left" w:pos="14656"/>
+        </w:tabs>
+        <w:spacing w:after="0" w:line="240" w:lineRule="auto"/>
+        <w:contextualSpacing/>
+        <w:rPr>
+          <w:rFonts w:ascii="Courier New" w:eastAsia="Times New Roman" w:hAnsi="Courier New" w:cs="Courier New"/>
+          <w:color w:val="000000"/>
+          <w:sz w:val="17"/>
+          <w:szCs w:val="17"/>
+          <w:lang w:eastAsia="en-IN"/>
+        </w:rPr>
+      </w:pPr>
+    </w:p>
+    <w:p>
+      <w:pPr>
+        <w:numPr>
+          <w:ilvl w:val="0"/>
+          <w:numId w:val="15"/>
+        </w:numPr>
+        <w:pBdr>
+          <w:top w:val="single" w:sz="6" w:space="3" w:color="6E61AD"/>
+          <w:left w:val="single" w:sz="6" w:space="3" w:color="6E61AD"/>
+          <w:bottom w:val="single" w:sz="6" w:space="3" w:color="6E61AD"/>
+          <w:right w:val="single" w:sz="6" w:space="3" w:color="6E61AD"/>
+        </w:pBdr>
+        <w:shd w:val="clear" w:color="auto" w:fill="E0D0F0"/>
+        <w:tabs>
+          <w:tab w:val="left" w:pos="916"/>
+          <w:tab w:val="left" w:pos="1832"/>
+          <w:tab w:val="left" w:pos="2748"/>
+          <w:tab w:val="left" w:pos="3664"/>
+          <w:tab w:val="left" w:pos="4580"/>
+          <w:tab w:val="left" w:pos="5496"/>
+          <w:tab w:val="left" w:pos="6412"/>
+          <w:tab w:val="left" w:pos="7328"/>
+          <w:tab w:val="left" w:pos="8244"/>
+          <w:tab w:val="left" w:pos="9160"/>
+          <w:tab w:val="left" w:pos="10076"/>
+          <w:tab w:val="left" w:pos="10992"/>
+          <w:tab w:val="left" w:pos="11908"/>
+          <w:tab w:val="left" w:pos="12824"/>
+          <w:tab w:val="left" w:pos="13740"/>
+          <w:tab w:val="left" w:pos="14656"/>
+        </w:tabs>
+        <w:spacing w:after="0" w:line="240" w:lineRule="auto"/>
+        <w:contextualSpacing/>
+        <w:rPr>
+          <w:rFonts w:ascii="Courier New" w:eastAsia="Times New Roman" w:hAnsi="Courier New" w:cs="Courier New"/>
+          <w:color w:val="000000"/>
+          <w:sz w:val="17"/>
+          <w:szCs w:val="17"/>
+          <w:lang w:eastAsia="en-IN"/>
+        </w:rPr>
+      </w:pPr>
+      <w:r>
+        <w:rPr>
+          <w:rFonts w:ascii="Courier New" w:eastAsia="Times New Roman" w:hAnsi="Courier New" w:cs="Courier New"/>
+          <w:color w:val="000000"/>
+          <w:sz w:val="17"/>
+          <w:szCs w:val="17"/>
+          <w:lang w:eastAsia="en-IN"/>
+        </w:rPr>
+        <w:t>Objenesis objenesis = new ObjenesisStd(); // or ObjenesisSerializer</w:t>
+      </w:r>
+    </w:p>
+    <w:p>
+      <w:pPr>
+        <w:numPr>
+          <w:ilvl w:val="0"/>
+          <w:numId w:val="15"/>
+        </w:numPr>
+        <w:pBdr>
+          <w:top w:val="single" w:sz="6" w:space="3" w:color="6E61AD"/>
+          <w:left w:val="single" w:sz="6" w:space="3" w:color="6E61AD"/>
+          <w:bottom w:val="single" w:sz="6" w:space="3" w:color="6E61AD"/>
+          <w:right w:val="single" w:sz="6" w:space="3" w:color="6E61AD"/>
+        </w:pBdr>
+        <w:shd w:val="clear" w:color="auto" w:fill="E0D0F0"/>
+        <w:tabs>
+          <w:tab w:val="left" w:pos="916"/>
+          <w:tab w:val="left" w:pos="1832"/>
+          <w:tab w:val="left" w:pos="2748"/>
+          <w:tab w:val="left" w:pos="3664"/>
+          <w:tab w:val="left" w:pos="4580"/>
+          <w:tab w:val="left" w:pos="5496"/>
+          <w:tab w:val="left" w:pos="6412"/>
+          <w:tab w:val="left" w:pos="7328"/>
+          <w:tab w:val="left" w:pos="8244"/>
+          <w:tab w:val="left" w:pos="9160"/>
+          <w:tab w:val="left" w:pos="10076"/>
+          <w:tab w:val="left" w:pos="10992"/>
+          <w:tab w:val="left" w:pos="11908"/>
+          <w:tab w:val="left" w:pos="12824"/>
+          <w:tab w:val="left" w:pos="13740"/>
+          <w:tab w:val="left" w:pos="14656"/>
+        </w:tabs>
+        <w:spacing w:after="0" w:line="240" w:lineRule="auto"/>
+        <w:contextualSpacing/>
+        <w:rPr>
+          <w:rFonts w:ascii="Courier New" w:eastAsia="Times New Roman" w:hAnsi="Courier New" w:cs="Courier New"/>
+          <w:color w:val="000000"/>
+          <w:sz w:val="17"/>
+          <w:szCs w:val="17"/>
+          <w:lang w:eastAsia="en-IN"/>
+        </w:rPr>
+      </w:pPr>
+      <w:r>
+        <w:rPr>
+          <w:rFonts w:ascii="Courier New" w:eastAsia="Times New Roman" w:hAnsi="Courier New" w:cs="Courier New"/>
+          <w:color w:val="000000"/>
+          <w:sz w:val="17"/>
+          <w:szCs w:val="17"/>
+          <w:lang w:eastAsia="en-IN"/>
+        </w:rPr>
+        <w:t>ObjectInstantiator thingyInstantiator = objenesis.getInstantiatorOf(MyThingy.class);</w:t>
+      </w:r>
+    </w:p>
+    <w:p>
+      <w:pPr>
+        <w:numPr>
+          <w:ilvl w:val="0"/>
+          <w:numId w:val="15"/>
+        </w:numPr>
+        <w:pBdr>
+          <w:top w:val="single" w:sz="6" w:space="3" w:color="6E61AD"/>
+          <w:left w:val="single" w:sz="6" w:space="3" w:color="6E61AD"/>
+          <w:bottom w:val="single" w:sz="6" w:space="3" w:color="6E61AD"/>
+          <w:right w:val="single" w:sz="6" w:space="3" w:color="6E61AD"/>
+        </w:pBdr>
+        <w:shd w:val="clear" w:color="auto" w:fill="E0D0F0"/>
+        <w:tabs>
+          <w:tab w:val="left" w:pos="916"/>
+          <w:tab w:val="left" w:pos="1832"/>
+          <w:tab w:val="left" w:pos="2748"/>
+          <w:tab w:val="left" w:pos="3664"/>
+          <w:tab w:val="left" w:pos="4580"/>
+          <w:tab w:val="left" w:pos="5496"/>
+          <w:tab w:val="left" w:pos="6412"/>
+          <w:tab w:val="left" w:pos="7328"/>
+          <w:tab w:val="left" w:pos="8244"/>
+          <w:tab w:val="left" w:pos="9160"/>
+          <w:tab w:val="left" w:pos="10076"/>
+          <w:tab w:val="left" w:pos="10992"/>
+          <w:tab w:val="left" w:pos="11908"/>
+          <w:tab w:val="left" w:pos="12824"/>
+          <w:tab w:val="left" w:pos="13740"/>
+          <w:tab w:val="left" w:pos="14656"/>
+        </w:tabs>
+        <w:spacing w:after="0" w:line="240" w:lineRule="auto"/>
+        <w:contextualSpacing/>
+        <w:rPr>
+          <w:rFonts w:ascii="Courier New" w:eastAsia="Times New Roman" w:hAnsi="Courier New" w:cs="Courier New"/>
+          <w:color w:val="000000"/>
+          <w:sz w:val="17"/>
+          <w:szCs w:val="17"/>
+          <w:lang w:eastAsia="en-IN"/>
+        </w:rPr>
+      </w:pPr>
+    </w:p>
+    <w:p>
+      <w:pPr>
+        <w:numPr>
+          <w:ilvl w:val="0"/>
+          <w:numId w:val="15"/>
+        </w:numPr>
+        <w:pBdr>
+          <w:top w:val="single" w:sz="6" w:space="3" w:color="6E61AD"/>
+          <w:left w:val="single" w:sz="6" w:space="3" w:color="6E61AD"/>
+          <w:bottom w:val="single" w:sz="6" w:space="3" w:color="6E61AD"/>
+          <w:right w:val="single" w:sz="6" w:space="3" w:color="6E61AD"/>
+        </w:pBdr>
+        <w:shd w:val="clear" w:color="auto" w:fill="E0D0F0"/>
+        <w:tabs>
+          <w:tab w:val="left" w:pos="916"/>
+          <w:tab w:val="left" w:pos="1832"/>
+          <w:tab w:val="left" w:pos="2748"/>
+          <w:tab w:val="left" w:pos="3664"/>
+          <w:tab w:val="left" w:pos="4580"/>
+          <w:tab w:val="left" w:pos="5496"/>
+          <w:tab w:val="left" w:pos="6412"/>
+          <w:tab w:val="left" w:pos="7328"/>
+          <w:tab w:val="left" w:pos="8244"/>
+          <w:tab w:val="left" w:pos="9160"/>
+          <w:tab w:val="left" w:pos="10076"/>
+          <w:tab w:val="left" w:pos="10992"/>
+          <w:tab w:val="left" w:pos="11908"/>
+          <w:tab w:val="left" w:pos="12824"/>
+          <w:tab w:val="left" w:pos="13740"/>
+          <w:tab w:val="left" w:pos="14656"/>
+        </w:tabs>
+        <w:spacing w:after="0" w:line="240" w:lineRule="auto"/>
+        <w:contextualSpacing/>
+        <w:rPr>
+          <w:rFonts w:ascii="Courier New" w:eastAsia="Times New Roman" w:hAnsi="Courier New" w:cs="Courier New"/>
+          <w:color w:val="000000"/>
+          <w:sz w:val="17"/>
+          <w:szCs w:val="17"/>
+          <w:lang w:eastAsia="en-IN"/>
+        </w:rPr>
+      </w:pPr>
+      <w:r>
+        <w:rPr>
+          <w:rFonts w:ascii="Courier New" w:eastAsia="Times New Roman" w:hAnsi="Courier New" w:cs="Courier New"/>
+          <w:color w:val="000000"/>
+          <w:sz w:val="17"/>
+          <w:szCs w:val="17"/>
+          <w:lang w:eastAsia="en-IN"/>
+        </w:rPr>
+        <w:t>MyThingy thingy2 = (MyThingy)thingyInstantiator.newInstance();</w:t>
+      </w:r>
+    </w:p>
+    <w:p>
+      <w:pPr>
+        <w:keepNext/>
+        <w:keepLines/>
+        <w:spacing w:before="40" w:after="0"/>
+        <w:outlineLvl w:val="3"/>
+        <w:rPr>
+          <w:rFonts w:ascii="Harlow Solid Italic" w:eastAsiaTheme="majorEastAsia" w:hAnsi="Harlow Solid Italic" w:cstheme="majorBidi"/>
+          <w:i/>
+          <w:iCs/>
+          <w:color w:val="0070C0"/>
+          <w:sz w:val="44"/>
+          <w:szCs w:val="56"/>
+          <w:lang w:val="en-US"/>
+          <w14:glow w14:rad="139700">
+            <w14:srgbClr w14:val="FFC000">
+              <w14:alpha w14:val="60000"/>
+            </w14:srgbClr>
+          </w14:glow>
+          <w14:shadow w14:blurRad="75057" w14:dist="38100" w14:dir="5400000" w14:sx="100000" w14:sy="-20000" w14:kx="0" w14:ky="0" w14:algn="b">
+            <w14:srgbClr w14:val="000000">
+              <w14:alpha w14:val="75000"/>
+            </w14:srgbClr>
+          </w14:shadow>
+          <w14:reflection w14:blurRad="6350" w14:stA="50000" w14:stPos="0" w14:endA="300" w14:endPos="50000" w14:dist="60007" w14:dir="5400000" w14:fadeDir="5400000" w14:sx="100000" w14:sy="-100000" w14:kx="0" w14:ky="0" w14:algn="bl"/>
+          <w14:textOutline w14:w="0" w14:cap="flat" w14:cmpd="sng" w14:algn="ctr">
+            <w14:noFill/>
+            <w14:prstDash w14:val="solid"/>
+            <w14:round/>
+          </w14:textOutline>
+        </w:rPr>
+      </w:pPr>
+      <w:r>
+        <w:rPr>
+          <w:rFonts w:ascii="Harlow Solid Italic" w:eastAsiaTheme="majorEastAsia" w:hAnsi="Harlow Solid Italic" w:cstheme="majorBidi"/>
+          <w:i/>
+          <w:iCs/>
+          <w:color w:val="0070C0"/>
+          <w:sz w:val="44"/>
+          <w:szCs w:val="56"/>
+          <w:lang w:val="en-US"/>
+          <w14:glow w14:rad="139700">
+            <w14:srgbClr w14:val="FFC000">
+              <w14:alpha w14:val="60000"/>
+            </w14:srgbClr>
+          </w14:glow>
+          <w14:shadow w14:blurRad="75057" w14:dist="38100" w14:dir="5400000" w14:sx="100000" w14:sy="-20000" w14:kx="0" w14:ky="0" w14:algn="b">
+            <w14:srgbClr w14:val="000000">
+              <w14:alpha w14:val="75000"/>
+            </w14:srgbClr>
+          </w14:shadow>
+          <w14:reflection w14:blurRad="6350" w14:stA="50000" w14:stPos="0" w14:endA="300" w14:endPos="50000" w14:dist="60007" w14:dir="5400000" w14:fadeDir="5400000" w14:sx="100000" w14:sy="-100000" w14:kx="0" w14:ky="0" w14:algn="bl"/>
+          <w14:textOutline w14:w="0" w14:cap="flat" w14:cmpd="sng" w14:algn="ctr">
+            <w14:noFill/>
+            <w14:prstDash w14:val="solid"/>
+            <w14:round/>
+          </w14:textOutline>
+        </w:rPr>
+        <w:t>Apache commons(for files related operations)</w:t>
+      </w:r>
+    </w:p>
+    <w:p>
+      <w:pPr>
+        <w:rPr>
+          <w:color w:val="669900"/>
+          <w:sz w:val="28"/>
+          <w14:textFill>
+            <w14:gradFill>
+              <w14:gsLst>
+                <w14:gs w14:pos="0">
+                  <w14:srgbClr w14:val="669900">
+                    <w14:shade w14:val="30000"/>
+                    <w14:satMod w14:val="115000"/>
+                  </w14:srgbClr>
+                </w14:gs>
+                <w14:gs w14:pos="50000">
+                  <w14:srgbClr w14:val="669900">
+                    <w14:shade w14:val="67500"/>
+                    <w14:satMod w14:val="115000"/>
+                  </w14:srgbClr>
+                </w14:gs>
+                <w14:gs w14:pos="100000">
+                  <w14:srgbClr w14:val="669900">
+                    <w14:shade w14:val="100000"/>
+                    <w14:satMod w14:val="115000"/>
+                  </w14:srgbClr>
+                </w14:gs>
+              </w14:gsLst>
+              <w14:lin w14:ang="8100000" w14:scaled="0"/>
+            </w14:gradFill>
+          </w14:textFill>
+        </w:rPr>
+      </w:pPr>
+      <w:r>
+        <w:rPr>
+          <w:color w:val="669900"/>
+          <w:sz w:val="28"/>
+          <w14:textFill>
+            <w14:gradFill>
+              <w14:gsLst>
+                <w14:gs w14:pos="0">
+                  <w14:srgbClr w14:val="669900">
+                    <w14:shade w14:val="30000"/>
+                    <w14:satMod w14:val="115000"/>
+                  </w14:srgbClr>
+                </w14:gs>
+                <w14:gs w14:pos="50000">
+                  <w14:srgbClr w14:val="669900">
+                    <w14:shade w14:val="67500"/>
+                    <w14:satMod w14:val="115000"/>
+                  </w14:srgbClr>
+                </w14:gs>
+                <w14:gs w14:pos="100000">
+                  <w14:srgbClr w14:val="669900">
+                    <w14:shade w14:val="100000"/>
+                    <w14:satMod w14:val="115000"/>
+                  </w14:srgbClr>
+                </w14:gs>
+              </w14:gsLst>
+              <w14:lin w14:ang="8100000" w14:scaled="0"/>
+            </w14:gradFill>
+          </w14:textFill>
+        </w:rPr>
+        <w:t>Ex- to copy file , to copy a file from input stream</w:t>
+      </w:r>
+    </w:p>
+    <w:tbl>
+      <w:tblPr>
+        <w:tblStyle w:val="TableGrid1"/>
+        <w:tblW w:w="0" w:type="auto"/>
+        <w:tblLook w:val="04A0" w:firstRow="1" w:lastRow="0" w:firstColumn="1" w:lastColumn="0" w:noHBand="0" w:noVBand="1"/>
+      </w:tblPr>
+      <w:tblGrid>
+        <w:gridCol w:w="5845"/>
+        <w:gridCol w:w="15745"/>
+      </w:tblGrid>
+      <w:tr>
+        <w:tc>
+          <w:tcPr>
+            <w:tcW w:w="5845" w:type="dxa"/>
+          </w:tcPr>
+          <w:p>
+            <w:pPr>
+              <w:rPr>
+                <w:color w:val="669900"/>
+                <w:sz w:val="28"/>
+                <w14:textFill>
+                  <w14:gradFill>
+                    <w14:gsLst>
+                      <w14:gs w14:pos="0">
+                        <w14:srgbClr w14:val="669900">
+                          <w14:shade w14:val="30000"/>
+                          <w14:satMod w14:val="115000"/>
+                        </w14:srgbClr>
+                      </w14:gs>
+                      <w14:gs w14:pos="50000">
+                        <w14:srgbClr w14:val="669900">
+                          <w14:shade w14:val="67500"/>
+                          <w14:satMod w14:val="115000"/>
+                        </w14:srgbClr>
+                      </w14:gs>
+                      <w14:gs w14:pos="100000">
+                        <w14:srgbClr w14:val="669900">
+                          <w14:shade w14:val="100000"/>
+                          <w14:satMod w14:val="115000"/>
+                        </w14:srgbClr>
+                      </w14:gs>
+                    </w14:gsLst>
+                    <w14:lin w14:ang="8100000" w14:scaled="0"/>
+                  </w14:gradFill>
+                </w14:textFill>
+              </w:rPr>
+            </w:pPr>
+            <w:r>
+              <w:rPr>
+                <w:color w:val="669900"/>
+                <w:sz w:val="28"/>
+                <w14:textFill>
+                  <w14:gradFill>
+                    <w14:gsLst>
+                      <w14:gs w14:pos="0">
+                        <w14:srgbClr w14:val="669900">
+                          <w14:shade w14:val="30000"/>
+                          <w14:satMod w14:val="115000"/>
+                        </w14:srgbClr>
+                      </w14:gs>
+                      <w14:gs w14:pos="50000">
+                        <w14:srgbClr w14:val="669900">
+                          <w14:shade w14:val="67500"/>
+                          <w14:satMod w14:val="115000"/>
+                        </w14:srgbClr>
+                      </w14:gs>
+                      <w14:gs w14:pos="100000">
+                        <w14:srgbClr w14:val="669900">
+                          <w14:shade w14:val="100000"/>
+                          <w14:satMod w14:val="115000"/>
+                        </w14:srgbClr>
+                      </w14:gs>
+                    </w14:gsLst>
+                    <w14:lin w14:ang="8100000" w14:scaled="0"/>
+                  </w14:gradFill>
+                </w14:textFill>
+              </w:rPr>
+              <w:t>&lt;dependency&gt;</w:t>
+            </w:r>
+          </w:p>
+          <w:p>
+            <w:pPr>
+              <w:rPr>
+                <w:color w:val="669900"/>
+                <w:sz w:val="28"/>
+                <w14:textFill>
+                  <w14:gradFill>
+                    <w14:gsLst>
+                      <w14:gs w14:pos="0">
+                        <w14:srgbClr w14:val="669900">
+                          <w14:shade w14:val="30000"/>
+                          <w14:satMod w14:val="115000"/>
+                        </w14:srgbClr>
+                      </w14:gs>
+                      <w14:gs w14:pos="50000">
+                        <w14:srgbClr w14:val="669900">
+                          <w14:shade w14:val="67500"/>
+                          <w14:satMod w14:val="115000"/>
+                        </w14:srgbClr>
+                      </w14:gs>
+                      <w14:gs w14:pos="100000">
+                        <w14:srgbClr w14:val="669900">
+                          <w14:shade w14:val="100000"/>
+                          <w14:satMod w14:val="115000"/>
+                        </w14:srgbClr>
+                      </w14:gs>
+                    </w14:gsLst>
+                    <w14:lin w14:ang="8100000" w14:scaled="0"/>
+                  </w14:gradFill>
+                </w14:textFill>
+              </w:rPr>
+            </w:pPr>
+            <w:r>
+              <w:rPr>
+                <w:color w:val="669900"/>
+                <w:sz w:val="28"/>
+                <w14:textFill>
+                  <w14:gradFill>
+                    <w14:gsLst>
+                      <w14:gs w14:pos="0">
+                        <w14:srgbClr w14:val="669900">
+                          <w14:shade w14:val="30000"/>
+                          <w14:satMod w14:val="115000"/>
+                        </w14:srgbClr>
+                      </w14:gs>
+                      <w14:gs w14:pos="50000">
+                        <w14:srgbClr w14:val="669900">
+                          <w14:shade w14:val="67500"/>
+                          <w14:satMod w14:val="115000"/>
+                        </w14:srgbClr>
+                      </w14:gs>
+                      <w14:gs w14:pos="100000">
+                        <w14:srgbClr w14:val="669900">
+                          <w14:shade w14:val="100000"/>
+                          <w14:satMod w14:val="115000"/>
+                        </w14:srgbClr>
+                      </w14:gs>
+                    </w14:gsLst>
+                    <w14:lin w14:ang="8100000" w14:scaled="0"/>
+                  </w14:gradFill>
+                </w14:textFill>
+              </w:rPr>
+              <w:t xml:space="preserve">    &lt;groupId&gt;commons-io&lt;/groupId&gt;</w:t>
+            </w:r>
+          </w:p>
+          <w:p>
+            <w:pPr>
+              <w:rPr>
+                <w:color w:val="669900"/>
+                <w:sz w:val="28"/>
+                <w14:textFill>
+                  <w14:gradFill>
+                    <w14:gsLst>
+                      <w14:gs w14:pos="0">
+                        <w14:srgbClr w14:val="669900">
+                          <w14:shade w14:val="30000"/>
+                          <w14:satMod w14:val="115000"/>
+                        </w14:srgbClr>
+                      </w14:gs>
+                      <w14:gs w14:pos="50000">
+                        <w14:srgbClr w14:val="669900">
+                          <w14:shade w14:val="67500"/>
+                          <w14:satMod w14:val="115000"/>
+                        </w14:srgbClr>
+                      </w14:gs>
+                      <w14:gs w14:pos="100000">
+                        <w14:srgbClr w14:val="669900">
+                          <w14:shade w14:val="100000"/>
+                          <w14:satMod w14:val="115000"/>
+                        </w14:srgbClr>
+                      </w14:gs>
+                    </w14:gsLst>
+                    <w14:lin w14:ang="8100000" w14:scaled="0"/>
+                  </w14:gradFill>
+                </w14:textFill>
+              </w:rPr>
+            </w:pPr>
+            <w:r>
+              <w:rPr>
+                <w:color w:val="669900"/>
+                <w:sz w:val="28"/>
+                <w14:textFill>
+                  <w14:gradFill>
+                    <w14:gsLst>
+                      <w14:gs w14:pos="0">
+                        <w14:srgbClr w14:val="669900">
+                          <w14:shade w14:val="30000"/>
+                          <w14:satMod w14:val="115000"/>
+                        </w14:srgbClr>
+                      </w14:gs>
+                      <w14:gs w14:pos="50000">
+                        <w14:srgbClr w14:val="669900">
+                          <w14:shade w14:val="67500"/>
+                          <w14:satMod w14:val="115000"/>
+                        </w14:srgbClr>
+                      </w14:gs>
+                      <w14:gs w14:pos="100000">
+                        <w14:srgbClr w14:val="669900">
+                          <w14:shade w14:val="100000"/>
+                          <w14:satMod w14:val="115000"/>
+                        </w14:srgbClr>
+                      </w14:gs>
+                    </w14:gsLst>
+                    <w14:lin w14:ang="8100000" w14:scaled="0"/>
+                  </w14:gradFill>
+                </w14:textFill>
+              </w:rPr>
+              <w:t xml:space="preserve">    &lt;artifactId&gt;commons-io&lt;/artifactId&gt;</w:t>
+            </w:r>
+          </w:p>
+          <w:p>
+            <w:pPr>
+              <w:rPr>
+                <w:color w:val="669900"/>
+                <w:sz w:val="28"/>
+                <w14:textFill>
+                  <w14:gradFill>
+                    <w14:gsLst>
+                      <w14:gs w14:pos="0">
+                        <w14:srgbClr w14:val="669900">
+                          <w14:shade w14:val="30000"/>
+                          <w14:satMod w14:val="115000"/>
+                        </w14:srgbClr>
+                      </w14:gs>
+                      <w14:gs w14:pos="50000">
+                        <w14:srgbClr w14:val="669900">
+                          <w14:shade w14:val="67500"/>
+                          <w14:satMod w14:val="115000"/>
+                        </w14:srgbClr>
+                      </w14:gs>
+                      <w14:gs w14:pos="100000">
+                        <w14:srgbClr w14:val="669900">
+                          <w14:shade w14:val="100000"/>
+                          <w14:satMod w14:val="115000"/>
+                        </w14:srgbClr>
+                      </w14:gs>
+                    </w14:gsLst>
+                    <w14:lin w14:ang="8100000" w14:scaled="0"/>
+                  </w14:gradFill>
+                </w14:textFill>
+              </w:rPr>
+            </w:pPr>
+            <w:r>
+              <w:rPr>
+                <w:color w:val="669900"/>
+                <w:sz w:val="28"/>
+                <w14:textFill>
+                  <w14:gradFill>
+                    <w14:gsLst>
+                      <w14:gs w14:pos="0">
+                        <w14:srgbClr w14:val="669900">
+                          <w14:shade w14:val="30000"/>
+                          <w14:satMod w14:val="115000"/>
+                        </w14:srgbClr>
+                      </w14:gs>
+                      <w14:gs w14:pos="50000">
+                        <w14:srgbClr w14:val="669900">
+                          <w14:shade w14:val="67500"/>
+                          <w14:satMod w14:val="115000"/>
+                        </w14:srgbClr>
+                      </w14:gs>
+                      <w14:gs w14:pos="100000">
+                        <w14:srgbClr w14:val="669900">
+                          <w14:shade w14:val="100000"/>
+                          <w14:satMod w14:val="115000"/>
+                        </w14:srgbClr>
+                      </w14:gs>
+                    </w14:gsLst>
+                    <w14:lin w14:ang="8100000" w14:scaled="0"/>
+                  </w14:gradFill>
+                </w14:textFill>
+              </w:rPr>
+              <w:t xml:space="preserve">    &lt;version&gt;2.11.0&lt;/version&gt;</w:t>
+            </w:r>
+          </w:p>
+          <w:p>
+            <w:pPr>
+              <w:rPr>
+                <w:color w:val="669900"/>
+                <w:sz w:val="28"/>
+                <w14:textFill>
+                  <w14:gradFill>
+                    <w14:gsLst>
+                      <w14:gs w14:pos="0">
+                        <w14:srgbClr w14:val="669900">
+                          <w14:shade w14:val="30000"/>
+                          <w14:satMod w14:val="115000"/>
+                        </w14:srgbClr>
+                      </w14:gs>
+                      <w14:gs w14:pos="50000">
+                        <w14:srgbClr w14:val="669900">
+                          <w14:shade w14:val="67500"/>
+                          <w14:satMod w14:val="115000"/>
+                        </w14:srgbClr>
+                      </w14:gs>
+                      <w14:gs w14:pos="100000">
+                        <w14:srgbClr w14:val="669900">
+                          <w14:shade w14:val="100000"/>
+                          <w14:satMod w14:val="115000"/>
+                        </w14:srgbClr>
+                      </w14:gs>
+                    </w14:gsLst>
+                    <w14:lin w14:ang="8100000" w14:scaled="0"/>
+                  </w14:gradFill>
+                </w14:textFill>
+              </w:rPr>
+            </w:pPr>
+            <w:r>
+              <w:rPr>
+                <w:color w:val="669900"/>
+                <w:sz w:val="28"/>
+                <w14:textFill>
+                  <w14:gradFill>
+                    <w14:gsLst>
+                      <w14:gs w14:pos="0">
+                        <w14:srgbClr w14:val="669900">
+                          <w14:shade w14:val="30000"/>
+                          <w14:satMod w14:val="115000"/>
+                        </w14:srgbClr>
+                      </w14:gs>
+                      <w14:gs w14:pos="50000">
+                        <w14:srgbClr w14:val="669900">
+                          <w14:shade w14:val="67500"/>
+                          <w14:satMod w14:val="115000"/>
+                        </w14:srgbClr>
+                      </w14:gs>
+                      <w14:gs w14:pos="100000">
+                        <w14:srgbClr w14:val="669900">
+                          <w14:shade w14:val="100000"/>
+                          <w14:satMod w14:val="115000"/>
+                        </w14:srgbClr>
+                      </w14:gs>
+                    </w14:gsLst>
+                    <w14:lin w14:ang="8100000" w14:scaled="0"/>
+                  </w14:gradFill>
+                </w14:textFill>
+              </w:rPr>
+              <w:t>&lt;/dependency&gt;</w:t>
+            </w:r>
+          </w:p>
+          <w:p>
+            <w:pPr>
+              <w:rPr>
+                <w:color w:val="669900"/>
+                <w:sz w:val="28"/>
+                <w14:textFill>
+                  <w14:gradFill>
+                    <w14:gsLst>
+                      <w14:gs w14:pos="0">
+                        <w14:srgbClr w14:val="669900">
+                          <w14:shade w14:val="30000"/>
+                          <w14:satMod w14:val="115000"/>
+                        </w14:srgbClr>
+                      </w14:gs>
+                      <w14:gs w14:pos="50000">
+                        <w14:srgbClr w14:val="669900">
+                          <w14:shade w14:val="67500"/>
+                          <w14:satMod w14:val="115000"/>
+                        </w14:srgbClr>
+                      </w14:gs>
+                      <w14:gs w14:pos="100000">
+                        <w14:srgbClr w14:val="669900">
+                          <w14:shade w14:val="100000"/>
+                          <w14:satMod w14:val="115000"/>
+                        </w14:srgbClr>
+                      </w14:gs>
+                    </w14:gsLst>
+                    <w14:lin w14:ang="8100000" w14:scaled="0"/>
+                  </w14:gradFill>
+                </w14:textFill>
+              </w:rPr>
+            </w:pPr>
+          </w:p>
+          <w:p>
+            <w:pPr>
+              <w:rPr>
+                <w:color w:val="669900"/>
+                <w:sz w:val="28"/>
+                <w14:textFill>
+                  <w14:gradFill>
+                    <w14:gsLst>
+                      <w14:gs w14:pos="0">
+                        <w14:srgbClr w14:val="669900">
+                          <w14:shade w14:val="30000"/>
+                          <w14:satMod w14:val="115000"/>
+                        </w14:srgbClr>
+                      </w14:gs>
+                      <w14:gs w14:pos="50000">
+                        <w14:srgbClr w14:val="669900">
+                          <w14:shade w14:val="67500"/>
+                          <w14:satMod w14:val="115000"/>
+                        </w14:srgbClr>
+                      </w14:gs>
+                      <w14:gs w14:pos="100000">
+                        <w14:srgbClr w14:val="669900">
+                          <w14:shade w14:val="100000"/>
+                          <w14:satMod w14:val="115000"/>
+                        </w14:srgbClr>
+                      </w14:gs>
+                    </w14:gsLst>
+                    <w14:lin w14:ang="8100000" w14:scaled="0"/>
+                  </w14:gradFill>
+                </w14:textFill>
+              </w:rPr>
+            </w:pPr>
+          </w:p>
+        </w:tc>
+        <w:tc>
+          <w:tcPr>
+            <w:tcW w:w="15745" w:type="dxa"/>
+          </w:tcPr>
+          <w:p>
+            <w:pPr>
+              <w:rPr>
+                <w:color w:val="669900"/>
+                <w:sz w:val="28"/>
+                <w14:textFill>
+                  <w14:gradFill>
+                    <w14:gsLst>
+                      <w14:gs w14:pos="0">
+                        <w14:srgbClr w14:val="669900">
+                          <w14:shade w14:val="30000"/>
+                          <w14:satMod w14:val="115000"/>
+                        </w14:srgbClr>
+                      </w14:gs>
+                      <w14:gs w14:pos="50000">
+                        <w14:srgbClr w14:val="669900">
+                          <w14:shade w14:val="67500"/>
+                          <w14:satMod w14:val="115000"/>
+                        </w14:srgbClr>
+                      </w14:gs>
+                      <w14:gs w14:pos="100000">
+                        <w14:srgbClr w14:val="669900">
+                          <w14:shade w14:val="100000"/>
+                          <w14:satMod w14:val="115000"/>
+                        </w14:srgbClr>
+                      </w14:gs>
+                    </w14:gsLst>
+                    <w14:lin w14:ang="8100000" w14:scaled="0"/>
+                  </w14:gradFill>
+                </w14:textFill>
+              </w:rPr>
+            </w:pPr>
+            <w:r>
+              <w:rPr>
+                <w:color w:val="669900"/>
+                <w:sz w:val="28"/>
+                <w14:textFill>
+                  <w14:gradFill>
+                    <w14:gsLst>
+                      <w14:gs w14:pos="0">
+                        <w14:srgbClr w14:val="669900">
+                          <w14:shade w14:val="30000"/>
+                          <w14:satMod w14:val="115000"/>
+                        </w14:srgbClr>
+                      </w14:gs>
+                      <w14:gs w14:pos="50000">
+                        <w14:srgbClr w14:val="669900">
+                          <w14:shade w14:val="67500"/>
+                          <w14:satMod w14:val="115000"/>
+                        </w14:srgbClr>
+                      </w14:gs>
+                      <w14:gs w14:pos="100000">
+                        <w14:srgbClr w14:val="669900">
+                          <w14:shade w14:val="100000"/>
+                          <w14:satMod w14:val="115000"/>
+                        </w14:srgbClr>
+                      </w14:gs>
+                    </w14:gsLst>
+                    <w14:lin w14:ang="8100000" w14:scaled="0"/>
+                  </w14:gradFill>
+                </w14:textFill>
+              </w:rPr>
+              <w:t>public static int copy(InputStream in, OutputStream out)</w:t>
+            </w:r>
+          </w:p>
+          <w:p>
+            <w:pPr>
+              <w:rPr>
+                <w:color w:val="669900"/>
+                <w:sz w:val="28"/>
+                <w14:textFill>
+                  <w14:gradFill>
+                    <w14:gsLst>
+                      <w14:gs w14:pos="0">
+                        <w14:srgbClr w14:val="669900">
+                          <w14:shade w14:val="30000"/>
+                          <w14:satMod w14:val="115000"/>
+                        </w14:srgbClr>
+                      </w14:gs>
+                      <w14:gs w14:pos="50000">
+                        <w14:srgbClr w14:val="669900">
+                          <w14:shade w14:val="67500"/>
+                          <w14:satMod w14:val="115000"/>
+                        </w14:srgbClr>
+                      </w14:gs>
+                      <w14:gs w14:pos="100000">
+                        <w14:srgbClr w14:val="669900">
+                          <w14:shade w14:val="100000"/>
+                          <w14:satMod w14:val="115000"/>
+                        </w14:srgbClr>
+                      </w14:gs>
+                    </w14:gsLst>
+                    <w14:lin w14:ang="8100000" w14:scaled="0"/>
+                  </w14:gradFill>
+                </w14:textFill>
+              </w:rPr>
+            </w:pPr>
+            <w:r>
+              <w:rPr>
+                <w:color w:val="669900"/>
+                <w:sz w:val="28"/>
+                <w14:textFill>
+                  <w14:gradFill>
+                    <w14:gsLst>
+                      <w14:gs w14:pos="0">
+                        <w14:srgbClr w14:val="669900">
+                          <w14:shade w14:val="30000"/>
+                          <w14:satMod w14:val="115000"/>
+                        </w14:srgbClr>
+                      </w14:gs>
+                      <w14:gs w14:pos="50000">
+                        <w14:srgbClr w14:val="669900">
+                          <w14:shade w14:val="67500"/>
+                          <w14:satMod w14:val="115000"/>
+                        </w14:srgbClr>
+                      </w14:gs>
+                      <w14:gs w14:pos="100000">
+                        <w14:srgbClr w14:val="669900">
+                          <w14:shade w14:val="100000"/>
+                          <w14:satMod w14:val="115000"/>
+                        </w14:srgbClr>
+                      </w14:gs>
+                    </w14:gsLst>
+                    <w14:lin w14:ang="8100000" w14:scaled="0"/>
+                  </w14:gradFill>
+                </w14:textFill>
+              </w:rPr>
+              <w:t>// Use FileUtils.copyInputStreamToFile() to copy InputStream to file</w:t>
+            </w:r>
+          </w:p>
+          <w:p>
+            <w:pPr>
+              <w:rPr>
+                <w:color w:val="669900"/>
+                <w:sz w:val="28"/>
+                <w14:textFill>
+                  <w14:gradFill>
+                    <w14:gsLst>
+                      <w14:gs w14:pos="0">
+                        <w14:srgbClr w14:val="669900">
+                          <w14:shade w14:val="30000"/>
+                          <w14:satMod w14:val="115000"/>
+                        </w14:srgbClr>
+                      </w14:gs>
+                      <w14:gs w14:pos="50000">
+                        <w14:srgbClr w14:val="669900">
+                          <w14:shade w14:val="67500"/>
+                          <w14:satMod w14:val="115000"/>
+                        </w14:srgbClr>
+                      </w14:gs>
+                      <w14:gs w14:pos="100000">
+                        <w14:srgbClr w14:val="669900">
+                          <w14:shade w14:val="100000"/>
+                          <w14:satMod w14:val="115000"/>
+                        </w14:srgbClr>
+                      </w14:gs>
+                    </w14:gsLst>
+                    <w14:lin w14:ang="8100000" w14:scaled="0"/>
+                  </w14:gradFill>
+                </w14:textFill>
+              </w:rPr>
+            </w:pPr>
+            <w:r>
+              <w:rPr>
+                <w:color w:val="669900"/>
+                <w:sz w:val="28"/>
+                <w14:textFill>
+                  <w14:gradFill>
+                    <w14:gsLst>
+                      <w14:gs w14:pos="0">
+                        <w14:srgbClr w14:val="669900">
+                          <w14:shade w14:val="30000"/>
+                          <w14:satMod w14:val="115000"/>
+                        </w14:srgbClr>
+                      </w14:gs>
+                      <w14:gs w14:pos="50000">
+                        <w14:srgbClr w14:val="669900">
+                          <w14:shade w14:val="67500"/>
+                          <w14:satMod w14:val="115000"/>
+                        </w14:srgbClr>
+                      </w14:gs>
+                      <w14:gs w14:pos="100000">
+                        <w14:srgbClr w14:val="669900">
+                          <w14:shade w14:val="100000"/>
+                          <w14:satMod w14:val="115000"/>
+                        </w14:srgbClr>
+                      </w14:gs>
+                    </w14:gsLst>
+                    <w14:lin w14:ang="8100000" w14:scaled="0"/>
+                  </w14:gradFill>
+                </w14:textFill>
+              </w:rPr>
+              <w:t xml:space="preserve">            FileUtils.copyInputStreamToFile(inputStream, destinationFile);</w:t>
+            </w:r>
+          </w:p>
+          <w:p>
+            <w:pPr>
+              <w:shd w:val="clear" w:color="auto" w:fill="FFFFFF"/>
+              <w:tabs>
+                <w:tab w:val="left" w:pos="916"/>
+                <w:tab w:val="left" w:pos="1832"/>
+                <w:tab w:val="left" w:pos="2748"/>
+                <w:tab w:val="left" w:pos="3664"/>
+                <w:tab w:val="left" w:pos="4580"/>
+                <w:tab w:val="left" w:pos="5496"/>
+                <w:tab w:val="left" w:pos="6412"/>
+                <w:tab w:val="left" w:pos="7328"/>
+                <w:tab w:val="left" w:pos="8244"/>
+                <w:tab w:val="left" w:pos="9160"/>
+                <w:tab w:val="left" w:pos="10076"/>
+                <w:tab w:val="left" w:pos="10992"/>
+                <w:tab w:val="left" w:pos="11908"/>
+                <w:tab w:val="left" w:pos="12824"/>
+                <w:tab w:val="left" w:pos="13740"/>
+                <w:tab w:val="left" w:pos="14656"/>
+              </w:tabs>
+              <w:rPr>
+                <w:rFonts w:ascii="Courier New" w:eastAsia="Times New Roman" w:hAnsi="Courier New" w:cs="Courier New"/>
+                <w:color w:val="4D4D4A"/>
+                <w:szCs w:val="24"/>
+                <w:lang w:eastAsia="en-IN" w:bidi="te-IN"/>
+              </w:rPr>
+            </w:pPr>
+            <w:r>
+              <w:rPr>
+                <w:rFonts w:ascii="Courier New" w:eastAsia="Times New Roman" w:hAnsi="Courier New" w:cs="Courier New"/>
+                <w:color w:val="13A78C"/>
+                <w:szCs w:val="24"/>
+                <w:lang w:eastAsia="en-IN" w:bidi="te-IN"/>
+              </w:rPr>
+              <w:t xml:space="preserve">public static void </w:t>
+            </w:r>
+            <w:r>
+              <w:rPr>
+                <w:rFonts w:ascii="Courier New" w:eastAsia="Times New Roman" w:hAnsi="Courier New" w:cs="Courier New"/>
+                <w:color w:val="7748B7"/>
+                <w:szCs w:val="24"/>
+                <w:lang w:eastAsia="en-IN" w:bidi="te-IN"/>
+              </w:rPr>
+              <w:t>copyFile</w:t>
+            </w:r>
+            <w:r>
+              <w:rPr>
+                <w:rFonts w:ascii="Courier New" w:eastAsia="Times New Roman" w:hAnsi="Courier New" w:cs="Courier New"/>
+                <w:color w:val="4D4D4A"/>
+                <w:szCs w:val="24"/>
+                <w:lang w:eastAsia="en-IN" w:bidi="te-IN"/>
+              </w:rPr>
+              <w:t>(</w:t>
+            </w:r>
+            <w:r>
+              <w:rPr>
+                <w:rFonts w:ascii="Courier New" w:eastAsia="Times New Roman" w:hAnsi="Courier New" w:cs="Courier New"/>
+                <w:color w:val="79074C"/>
+                <w:szCs w:val="24"/>
+                <w:lang w:eastAsia="en-IN" w:bidi="te-IN"/>
+              </w:rPr>
+              <w:t xml:space="preserve">File </w:t>
+            </w:r>
+            <w:r>
+              <w:rPr>
+                <w:rFonts w:ascii="Courier New" w:eastAsia="Times New Roman" w:hAnsi="Courier New" w:cs="Courier New"/>
+                <w:i/>
+                <w:iCs/>
+                <w:color w:val="0F92E3"/>
+                <w:szCs w:val="24"/>
+                <w:lang w:eastAsia="en-IN" w:bidi="te-IN"/>
+              </w:rPr>
+              <w:t>srcFile</w:t>
+            </w:r>
+            <w:r>
+              <w:rPr>
+                <w:rFonts w:ascii="Courier New" w:eastAsia="Times New Roman" w:hAnsi="Courier New" w:cs="Courier New"/>
+                <w:color w:val="EE5C09"/>
+                <w:szCs w:val="24"/>
+                <w:lang w:eastAsia="en-IN" w:bidi="te-IN"/>
+              </w:rPr>
+              <w:t xml:space="preserve">, </w:t>
+            </w:r>
+            <w:r>
+              <w:rPr>
+                <w:rFonts w:ascii="Courier New" w:eastAsia="Times New Roman" w:hAnsi="Courier New" w:cs="Courier New"/>
+                <w:color w:val="79074C"/>
+                <w:szCs w:val="24"/>
+                <w:lang w:eastAsia="en-IN" w:bidi="te-IN"/>
+              </w:rPr>
+              <w:t xml:space="preserve">File </w:t>
+            </w:r>
+            <w:r>
+              <w:rPr>
+                <w:rFonts w:ascii="Courier New" w:eastAsia="Times New Roman" w:hAnsi="Courier New" w:cs="Courier New"/>
+                <w:i/>
+                <w:iCs/>
+                <w:color w:val="0F92E3"/>
+                <w:szCs w:val="24"/>
+                <w:lang w:eastAsia="en-IN" w:bidi="te-IN"/>
+              </w:rPr>
+              <w:t>destFile</w:t>
+            </w:r>
+            <w:r>
+              <w:rPr>
+                <w:rFonts w:ascii="Courier New" w:eastAsia="Times New Roman" w:hAnsi="Courier New" w:cs="Courier New"/>
+                <w:color w:val="EE5C09"/>
+                <w:szCs w:val="24"/>
+                <w:lang w:eastAsia="en-IN" w:bidi="te-IN"/>
+              </w:rPr>
+              <w:t xml:space="preserve">, </w:t>
+            </w:r>
+            <w:r>
+              <w:rPr>
+                <w:rFonts w:ascii="Courier New" w:eastAsia="Times New Roman" w:hAnsi="Courier New" w:cs="Courier New"/>
+                <w:color w:val="13A78C"/>
+                <w:szCs w:val="24"/>
+                <w:lang w:eastAsia="en-IN" w:bidi="te-IN"/>
+              </w:rPr>
+              <w:t xml:space="preserve">boolean </w:t>
+            </w:r>
+            <w:r>
+              <w:rPr>
+                <w:rFonts w:ascii="Courier New" w:eastAsia="Times New Roman" w:hAnsi="Courier New" w:cs="Courier New"/>
+                <w:i/>
+                <w:iCs/>
+                <w:color w:val="0F92E3"/>
+                <w:szCs w:val="24"/>
+                <w:lang w:eastAsia="en-IN" w:bidi="te-IN"/>
+              </w:rPr>
+              <w:t>preserveFileDate</w:t>
+            </w:r>
+            <w:r>
+              <w:rPr>
+                <w:rFonts w:ascii="Courier New" w:eastAsia="Times New Roman" w:hAnsi="Courier New" w:cs="Courier New"/>
+                <w:color w:val="4D4D4A"/>
+                <w:szCs w:val="24"/>
+                <w:lang w:eastAsia="en-IN" w:bidi="te-IN"/>
+              </w:rPr>
+              <w:t>)</w:t>
+            </w:r>
+          </w:p>
+          <w:p>
+            <w:pPr>
+              <w:shd w:val="clear" w:color="auto" w:fill="FFFFFF"/>
+              <w:tabs>
+                <w:tab w:val="left" w:pos="916"/>
+                <w:tab w:val="left" w:pos="1832"/>
+                <w:tab w:val="left" w:pos="2748"/>
+                <w:tab w:val="left" w:pos="3664"/>
+                <w:tab w:val="left" w:pos="4580"/>
+                <w:tab w:val="left" w:pos="5496"/>
+                <w:tab w:val="left" w:pos="6412"/>
+                <w:tab w:val="left" w:pos="7328"/>
+                <w:tab w:val="left" w:pos="8244"/>
+                <w:tab w:val="left" w:pos="9160"/>
+                <w:tab w:val="left" w:pos="10076"/>
+                <w:tab w:val="left" w:pos="10992"/>
+                <w:tab w:val="left" w:pos="11908"/>
+                <w:tab w:val="left" w:pos="12824"/>
+                <w:tab w:val="left" w:pos="13740"/>
+                <w:tab w:val="left" w:pos="14656"/>
+              </w:tabs>
+              <w:rPr>
+                <w:rFonts w:ascii="Courier New" w:eastAsia="Times New Roman" w:hAnsi="Courier New" w:cs="Courier New"/>
+                <w:color w:val="79074C"/>
+                <w:szCs w:val="24"/>
+                <w:lang w:eastAsia="en-IN" w:bidi="te-IN"/>
+              </w:rPr>
+            </w:pPr>
+          </w:p>
+          <w:p>
+            <w:pPr>
+              <w:shd w:val="clear" w:color="auto" w:fill="FFFFFF"/>
+              <w:tabs>
+                <w:tab w:val="left" w:pos="916"/>
+                <w:tab w:val="left" w:pos="1832"/>
+                <w:tab w:val="left" w:pos="2748"/>
+                <w:tab w:val="left" w:pos="3664"/>
+                <w:tab w:val="left" w:pos="4580"/>
+                <w:tab w:val="left" w:pos="5496"/>
+                <w:tab w:val="left" w:pos="6412"/>
+                <w:tab w:val="left" w:pos="7328"/>
+                <w:tab w:val="left" w:pos="8244"/>
+                <w:tab w:val="left" w:pos="9160"/>
+                <w:tab w:val="left" w:pos="10076"/>
+                <w:tab w:val="left" w:pos="10992"/>
+                <w:tab w:val="left" w:pos="11908"/>
+                <w:tab w:val="left" w:pos="12824"/>
+                <w:tab w:val="left" w:pos="13740"/>
+                <w:tab w:val="left" w:pos="14656"/>
+              </w:tabs>
+              <w:rPr>
+                <w:rFonts w:ascii="Courier New" w:eastAsia="Times New Roman" w:hAnsi="Courier New" w:cs="Courier New"/>
+                <w:color w:val="4D4D4A"/>
+                <w:szCs w:val="24"/>
+                <w:lang w:eastAsia="en-IN" w:bidi="te-IN"/>
+              </w:rPr>
+            </w:pPr>
+            <w:r>
+              <w:rPr>
+                <w:rFonts w:ascii="Courier New" w:eastAsia="Times New Roman" w:hAnsi="Courier New" w:cs="Courier New"/>
+                <w:color w:val="79074C"/>
+                <w:szCs w:val="24"/>
+                <w:lang w:eastAsia="en-IN" w:bidi="te-IN"/>
+              </w:rPr>
+              <w:t xml:space="preserve">FileOutputStream </w:t>
+            </w:r>
+            <w:r>
+              <w:rPr>
+                <w:rFonts w:ascii="Courier New" w:eastAsia="Times New Roman" w:hAnsi="Courier New" w:cs="Courier New"/>
+                <w:color w:val="4D4D4A"/>
+                <w:szCs w:val="24"/>
+                <w:lang w:eastAsia="en-IN" w:bidi="te-IN"/>
+              </w:rPr>
+              <w:t>outputStream</w:t>
+            </w:r>
+            <w:r>
+              <w:rPr>
+                <w:rFonts w:ascii="Courier New" w:eastAsia="Times New Roman" w:hAnsi="Courier New" w:cs="Courier New"/>
+                <w:color w:val="EE5C09"/>
+                <w:szCs w:val="24"/>
+                <w:lang w:eastAsia="en-IN" w:bidi="te-IN"/>
+              </w:rPr>
+              <w:t>=</w:t>
+            </w:r>
+            <w:r>
+              <w:rPr>
+                <w:rFonts w:ascii="Courier New" w:eastAsia="Times New Roman" w:hAnsi="Courier New" w:cs="Courier New"/>
+                <w:color w:val="13A78C"/>
+                <w:szCs w:val="24"/>
+                <w:lang w:eastAsia="en-IN" w:bidi="te-IN"/>
+              </w:rPr>
+              <w:t xml:space="preserve">new </w:t>
+            </w:r>
+            <w:r>
+              <w:rPr>
+                <w:rFonts w:ascii="Courier New" w:eastAsia="Times New Roman" w:hAnsi="Courier New" w:cs="Courier New"/>
+                <w:color w:val="79074C"/>
+                <w:szCs w:val="24"/>
+                <w:lang w:eastAsia="en-IN" w:bidi="te-IN"/>
+              </w:rPr>
+              <w:t>FileOutputStream</w:t>
+            </w:r>
+            <w:r>
+              <w:rPr>
+                <w:rFonts w:ascii="Courier New" w:eastAsia="Times New Roman" w:hAnsi="Courier New" w:cs="Courier New"/>
+                <w:color w:val="4D4D4A"/>
+                <w:szCs w:val="24"/>
+                <w:lang w:eastAsia="en-IN" w:bidi="te-IN"/>
+              </w:rPr>
+              <w:t>(</w:t>
+            </w:r>
+            <w:r>
+              <w:rPr>
+                <w:rFonts w:ascii="Courier New" w:eastAsia="Times New Roman" w:hAnsi="Courier New" w:cs="Courier New"/>
+                <w:color w:val="13A78C"/>
+                <w:szCs w:val="24"/>
+                <w:lang w:eastAsia="en-IN" w:bidi="te-IN"/>
+              </w:rPr>
+              <w:t xml:space="preserve">new </w:t>
+            </w:r>
+            <w:r>
+              <w:rPr>
+                <w:rFonts w:ascii="Courier New" w:eastAsia="Times New Roman" w:hAnsi="Courier New" w:cs="Courier New"/>
+                <w:color w:val="79074C"/>
+                <w:szCs w:val="24"/>
+                <w:lang w:eastAsia="en-IN" w:bidi="te-IN"/>
+              </w:rPr>
+              <w:t>File</w:t>
+            </w:r>
+            <w:r>
+              <w:rPr>
+                <w:rFonts w:ascii="Courier New" w:eastAsia="Times New Roman" w:hAnsi="Courier New" w:cs="Courier New"/>
+                <w:color w:val="4D4D4A"/>
+                <w:szCs w:val="24"/>
+                <w:lang w:eastAsia="en-IN" w:bidi="te-IN"/>
+              </w:rPr>
+              <w:t>(</w:t>
+            </w:r>
+            <w:r>
+              <w:rPr>
+                <w:rFonts w:ascii="Courier New" w:eastAsia="Times New Roman" w:hAnsi="Courier New" w:cs="Courier New"/>
+                <w:color w:val="0F92E3"/>
+                <w:szCs w:val="24"/>
+                <w:lang w:eastAsia="en-IN" w:bidi="te-IN"/>
+              </w:rPr>
+              <w:t>"E:/junk/abc.txt"</w:t>
+            </w:r>
+            <w:r>
+              <w:rPr>
+                <w:rFonts w:ascii="Courier New" w:eastAsia="Times New Roman" w:hAnsi="Courier New" w:cs="Courier New"/>
+                <w:color w:val="4D4D4A"/>
+                <w:szCs w:val="24"/>
+                <w:lang w:eastAsia="en-IN" w:bidi="te-IN"/>
+              </w:rPr>
+              <w:t>));</w:t>
+            </w:r>
+          </w:p>
+          <w:p>
+            <w:pPr>
+              <w:shd w:val="clear" w:color="auto" w:fill="FFFFFF"/>
+              <w:tabs>
+                <w:tab w:val="left" w:pos="916"/>
+                <w:tab w:val="left" w:pos="1832"/>
+                <w:tab w:val="left" w:pos="2748"/>
+                <w:tab w:val="left" w:pos="3664"/>
+                <w:tab w:val="left" w:pos="4580"/>
+                <w:tab w:val="left" w:pos="5496"/>
+                <w:tab w:val="left" w:pos="6412"/>
+                <w:tab w:val="left" w:pos="7328"/>
+                <w:tab w:val="left" w:pos="8244"/>
+                <w:tab w:val="left" w:pos="9160"/>
+                <w:tab w:val="left" w:pos="10076"/>
+                <w:tab w:val="left" w:pos="10992"/>
+                <w:tab w:val="left" w:pos="11908"/>
+                <w:tab w:val="left" w:pos="12824"/>
+                <w:tab w:val="left" w:pos="13740"/>
+                <w:tab w:val="left" w:pos="14656"/>
+              </w:tabs>
+              <w:rPr>
+                <w:rFonts w:ascii="Courier New" w:eastAsia="Times New Roman" w:hAnsi="Courier New" w:cs="Courier New"/>
+                <w:color w:val="4D4D4A"/>
+                <w:szCs w:val="24"/>
+                <w:lang w:eastAsia="en-IN" w:bidi="te-IN"/>
+              </w:rPr>
+            </w:pPr>
+            <w:r>
+              <w:rPr>
+                <w:rFonts w:ascii="Courier New" w:eastAsia="Times New Roman" w:hAnsi="Courier New" w:cs="Courier New"/>
+                <w:i/>
+                <w:iCs/>
+                <w:color w:val="7748B7"/>
+                <w:szCs w:val="24"/>
+                <w:lang w:eastAsia="en-IN" w:bidi="te-IN"/>
+              </w:rPr>
+              <w:t xml:space="preserve">InputStream </w:t>
+            </w:r>
+            <w:r>
+              <w:rPr>
+                <w:rFonts w:ascii="Courier New" w:eastAsia="Times New Roman" w:hAnsi="Courier New" w:cs="Courier New"/>
+                <w:color w:val="4D4D4A"/>
+                <w:szCs w:val="24"/>
+                <w:lang w:eastAsia="en-IN" w:bidi="te-IN"/>
+              </w:rPr>
+              <w:t xml:space="preserve">inputStream </w:t>
+            </w:r>
+            <w:r>
+              <w:rPr>
+                <w:rFonts w:ascii="Courier New" w:eastAsia="Times New Roman" w:hAnsi="Courier New" w:cs="Courier New"/>
+                <w:color w:val="EE5C09"/>
+                <w:szCs w:val="24"/>
+                <w:lang w:eastAsia="en-IN" w:bidi="te-IN"/>
+              </w:rPr>
+              <w:t xml:space="preserve">= </w:t>
+            </w:r>
+            <w:r>
+              <w:rPr>
+                <w:rFonts w:ascii="Courier New" w:eastAsia="Times New Roman" w:hAnsi="Courier New" w:cs="Courier New"/>
+                <w:i/>
+                <w:iCs/>
+                <w:color w:val="0F92E3"/>
+                <w:szCs w:val="24"/>
+                <w:lang w:eastAsia="en-IN" w:bidi="te-IN"/>
+              </w:rPr>
+              <w:t>attachment</w:t>
+            </w:r>
+            <w:r>
+              <w:rPr>
+                <w:rFonts w:ascii="Courier New" w:eastAsia="Times New Roman" w:hAnsi="Courier New" w:cs="Courier New"/>
+                <w:color w:val="4D4D4A"/>
+                <w:szCs w:val="24"/>
+                <w:lang w:eastAsia="en-IN" w:bidi="te-IN"/>
+              </w:rPr>
+              <w:t>.</w:t>
+            </w:r>
+            <w:r>
+              <w:rPr>
+                <w:rFonts w:ascii="Courier New" w:eastAsia="Times New Roman" w:hAnsi="Courier New" w:cs="Courier New"/>
+                <w:color w:val="1136B9"/>
+                <w:szCs w:val="24"/>
+                <w:lang w:eastAsia="en-IN" w:bidi="te-IN"/>
+              </w:rPr>
+              <w:t>getDataHandler</w:t>
+            </w:r>
+            <w:r>
+              <w:rPr>
+                <w:rFonts w:ascii="Courier New" w:eastAsia="Times New Roman" w:hAnsi="Courier New" w:cs="Courier New"/>
+                <w:color w:val="4D4D4A"/>
+                <w:szCs w:val="24"/>
+                <w:lang w:eastAsia="en-IN" w:bidi="te-IN"/>
+              </w:rPr>
+              <w:t>().</w:t>
+            </w:r>
+            <w:r>
+              <w:rPr>
+                <w:rFonts w:ascii="Courier New" w:eastAsia="Times New Roman" w:hAnsi="Courier New" w:cs="Courier New"/>
+                <w:color w:val="1136B9"/>
+                <w:szCs w:val="24"/>
+                <w:lang w:eastAsia="en-IN" w:bidi="te-IN"/>
+              </w:rPr>
+              <w:t>getInputStream</w:t>
+            </w:r>
+            <w:r>
+              <w:rPr>
+                <w:rFonts w:ascii="Courier New" w:eastAsia="Times New Roman" w:hAnsi="Courier New" w:cs="Courier New"/>
+                <w:color w:val="4D4D4A"/>
+                <w:szCs w:val="24"/>
+                <w:lang w:eastAsia="en-IN" w:bidi="te-IN"/>
+              </w:rPr>
+              <w:t>();</w:t>
+            </w:r>
+            <w:r>
+              <w:rPr>
+                <w:rFonts w:ascii="Courier New" w:eastAsia="Times New Roman" w:hAnsi="Courier New" w:cs="Courier New"/>
+                <w:color w:val="4D4D4A"/>
+                <w:szCs w:val="24"/>
+                <w:lang w:eastAsia="en-IN" w:bidi="te-IN"/>
+              </w:rPr>
+              <w:br/>
+            </w:r>
+            <w:r>
+              <w:rPr>
+                <w:rFonts w:ascii="Courier New" w:eastAsia="Times New Roman" w:hAnsi="Courier New" w:cs="Courier New"/>
+                <w:i/>
+                <w:iCs/>
+                <w:color w:val="7748B7"/>
+                <w:szCs w:val="24"/>
+                <w:lang w:eastAsia="en-IN" w:bidi="te-IN"/>
+              </w:rPr>
+              <w:t>FileCopyUtils</w:t>
+            </w:r>
+            <w:r>
+              <w:rPr>
+                <w:rFonts w:ascii="Courier New" w:eastAsia="Times New Roman" w:hAnsi="Courier New" w:cs="Courier New"/>
+                <w:color w:val="4D4D4A"/>
+                <w:szCs w:val="24"/>
+                <w:lang w:eastAsia="en-IN" w:bidi="te-IN"/>
+              </w:rPr>
+              <w:t>.</w:t>
+            </w:r>
+            <w:r>
+              <w:rPr>
+                <w:rFonts w:ascii="Courier New" w:eastAsia="Times New Roman" w:hAnsi="Courier New" w:cs="Courier New"/>
+                <w:i/>
+                <w:iCs/>
+                <w:color w:val="1136B9"/>
+                <w:szCs w:val="24"/>
+                <w:lang w:eastAsia="en-IN" w:bidi="te-IN"/>
+              </w:rPr>
+              <w:t>copy</w:t>
+            </w:r>
+            <w:r>
+              <w:rPr>
+                <w:rFonts w:ascii="Courier New" w:eastAsia="Times New Roman" w:hAnsi="Courier New" w:cs="Courier New"/>
+                <w:color w:val="4D4D4A"/>
+                <w:szCs w:val="24"/>
+                <w:lang w:eastAsia="en-IN" w:bidi="te-IN"/>
+              </w:rPr>
+              <w:t>(inputStream</w:t>
+            </w:r>
+            <w:r>
+              <w:rPr>
+                <w:rFonts w:ascii="Courier New" w:eastAsia="Times New Roman" w:hAnsi="Courier New" w:cs="Courier New"/>
+                <w:color w:val="EE5C09"/>
+                <w:szCs w:val="24"/>
+                <w:lang w:eastAsia="en-IN" w:bidi="te-IN"/>
+              </w:rPr>
+              <w:t>,</w:t>
+            </w:r>
+            <w:r>
+              <w:rPr>
+                <w:rFonts w:ascii="Courier New" w:eastAsia="Times New Roman" w:hAnsi="Courier New" w:cs="Courier New"/>
+                <w:color w:val="0F92E3"/>
+                <w:szCs w:val="24"/>
+                <w:lang w:eastAsia="en-IN" w:bidi="te-IN"/>
+              </w:rPr>
+              <w:t>outputStream</w:t>
+            </w:r>
+            <w:r>
+              <w:rPr>
+                <w:rFonts w:ascii="Courier New" w:eastAsia="Times New Roman" w:hAnsi="Courier New" w:cs="Courier New"/>
+                <w:color w:val="4D4D4A"/>
+                <w:szCs w:val="24"/>
+                <w:lang w:eastAsia="en-IN" w:bidi="te-IN"/>
+              </w:rPr>
+              <w:t>);</w:t>
+            </w:r>
+          </w:p>
+          <w:p>
+            <w:pPr>
+              <w:rPr>
+                <w:color w:val="669900"/>
+                <w:sz w:val="28"/>
+                <w14:textFill>
+                  <w14:gradFill>
+                    <w14:gsLst>
+                      <w14:gs w14:pos="0">
+                        <w14:srgbClr w14:val="669900">
+                          <w14:shade w14:val="30000"/>
+                          <w14:satMod w14:val="115000"/>
+                        </w14:srgbClr>
+                      </w14:gs>
+                      <w14:gs w14:pos="50000">
+                        <w14:srgbClr w14:val="669900">
+                          <w14:shade w14:val="67500"/>
+                          <w14:satMod w14:val="115000"/>
+                        </w14:srgbClr>
+                      </w14:gs>
+                      <w14:gs w14:pos="100000">
+                        <w14:srgbClr w14:val="669900">
+                          <w14:shade w14:val="100000"/>
+                          <w14:satMod w14:val="115000"/>
+                        </w14:srgbClr>
+                      </w14:gs>
+                    </w14:gsLst>
+                    <w14:lin w14:ang="8100000" w14:scaled="0"/>
+                  </w14:gradFill>
+                </w14:textFill>
+              </w:rPr>
+            </w:pPr>
+          </w:p>
+        </w:tc>
+      </w:tr>
+    </w:tbl>
+    <w:p>
+      <w:pPr>
+        <w:rPr>
+          <w:color w:val="669900"/>
+          <w:sz w:val="28"/>
+          <w14:textFill>
+            <w14:gradFill>
+              <w14:gsLst>
+                <w14:gs w14:pos="0">
+                  <w14:srgbClr w14:val="669900">
+                    <w14:shade w14:val="30000"/>
+                    <w14:satMod w14:val="115000"/>
+                  </w14:srgbClr>
+                </w14:gs>
+                <w14:gs w14:pos="50000">
+                  <w14:srgbClr w14:val="669900">
+                    <w14:shade w14:val="67500"/>
+                    <w14:satMod w14:val="115000"/>
+                  </w14:srgbClr>
+                </w14:gs>
+                <w14:gs w14:pos="100000">
+                  <w14:srgbClr w14:val="669900">
+                    <w14:shade w14:val="100000"/>
+                    <w14:satMod w14:val="115000"/>
+                  </w14:srgbClr>
+                </w14:gs>
+              </w14:gsLst>
+              <w14:lin w14:ang="8100000" w14:scaled="0"/>
+            </w14:gradFill>
+          </w14:textFill>
+        </w:rPr>
+      </w:pPr>
+    </w:p>
+    <w:p>
+      <w:bookmarkStart w:id="0" w:name="_GoBack"/>
+      <w:bookmarkEnd w:id="0"/>
+    </w:p>
     <w:p>
       <w:r>
         <w:t xml:space="preserve">ex:- this jar has utility classes to copy files and convert stream to file </w:t>
@@ -604,6 +2387,7 @@
               <w:rPr>
                 <w:rStyle w:val="m"/>
               </w:rPr>
+              <w:lastRenderedPageBreak/>
               <w:t>String</w:t>
             </w:r>
             <w:r>
@@ -768,6 +2552,7 @@
                 <w:b/>
                 <w:bCs/>
               </w:rPr>
+              <w:lastRenderedPageBreak/>
               <w:t>1. Apache Commons Lang</w:t>
             </w:r>
           </w:p>
@@ -794,6 +2579,7 @@
               </w:numPr>
             </w:pPr>
             <w:r>
+              <w:lastRenderedPageBreak/>
               <w:t xml:space="preserve">String handling </w:t>
             </w:r>
           </w:p>
@@ -868,6 +2654,7 @@
                 <w:b/>
                 <w:bCs/>
               </w:rPr>
+              <w:lastRenderedPageBreak/>
               <w:t>3. Apache Commons Collections</w:t>
             </w:r>
           </w:p>
@@ -888,6 +2675,7 @@
           </w:p>
           <w:p>
             <w:r>
+              <w:lastRenderedPageBreak/>
               <w:t>Example:</w:t>
             </w:r>
           </w:p>
@@ -999,6 +2787,7 @@
                 <w:b/>
                 <w:bCs/>
               </w:rPr>
+              <w:lastRenderedPageBreak/>
               <w:t>5. Apache HttpClient</w:t>
             </w:r>
           </w:p>
@@ -1019,6 +2808,7 @@
           </w:p>
           <w:p>
             <w:r>
+              <w:lastRenderedPageBreak/>
               <w:t>Used to:</w:t>
             </w:r>
           </w:p>
@@ -1262,7 +3052,6 @@
                 <w:b/>
                 <w:bCs/>
               </w:rPr>
-              <w:lastRenderedPageBreak/>
               <w:t>8. Apache Commons DBCP</w:t>
             </w:r>
           </w:p>
@@ -1399,7 +3188,6 @@
           </w:p>
           <w:p>
             <w:r>
-              <w:lastRenderedPageBreak/>
               <w:t>Huge demand in interviews.</w:t>
             </w:r>
           </w:p>
@@ -1605,6 +3393,7 @@
               </w:numPr>
             </w:pPr>
             <w:r>
+              <w:lastRenderedPageBreak/>
               <w:t xml:space="preserve">Generate PDFs </w:t>
             </w:r>
           </w:p>
@@ -1625,7 +3414,31 @@
           <w:tcPr>
             <w:tcW w:w="5398" w:type="dxa"/>
           </w:tcPr>
-          <w:p/>
+          <w:p>
+            <w:r>
+              <w:lastRenderedPageBreak/>
+              <w:t xml:space="preserve">16.Apache tika </w:t>
+            </w:r>
+          </w:p>
+          <w:p>
+            <w:hyperlink r:id="rId16" w:tgtFrame="_blank" w:history="1">
+              <w:r>
+                <w:rPr>
+                  <w:rStyle w:val="yadgie"/>
+                  <w:rFonts w:ascii="Arial" w:hAnsi="Arial" w:cs="Arial"/>
+                  <w:color w:val="0000FF"/>
+                </w:rPr>
+                <w:t>Apache Tika</w:t>
+              </w:r>
+            </w:hyperlink>
+            <w:r>
+              <w:rPr>
+                <w:rStyle w:val="yadgie"/>
+                <w:rFonts w:ascii="Arial" w:hAnsi="Arial" w:cs="Arial"/>
+              </w:rPr>
+              <w:t xml:space="preserve"> is an open-source toolkit used to detect and extract data, text, and metadata from over a thousand different file types, like PDFs, Word documents, and images</w:t>
+            </w:r>
+          </w:p>
         </w:tc>
         <w:tc>
           <w:tcPr>
@@ -1661,85 +3474,133 @@
         <w:t>--------------------------</w:t>
       </w:r>
     </w:p>
-    <w:p>
-      <w:r>
-        <w:t>For pdf generation use itext library jar</w:t>
-      </w:r>
-      <w:bookmarkStart w:id="0" w:name="_GoBack"/>
-      <w:bookmarkEnd w:id="0"/>
-    </w:p>
-    <w:p>
-      <w:r>
-        <w:t xml:space="preserve"> </w:t>
-      </w:r>
-      <w:r>
-        <w:t xml:space="preserve">2) if ur java apps want to connect to remote machine use SSH protocol and if ur java app wants to transfer files , </w:t>
-      </w:r>
-    </w:p>
-    <w:p>
-      <w:r>
-        <w:t>Protocol</w:t>
-      </w:r>
-      <w:r>
-        <w:tab/>
-        <w:t>Purpose</w:t>
-      </w:r>
-    </w:p>
-    <w:p>
-      <w:r>
-        <w:t>SSH</w:t>
-      </w:r>
-      <w:r>
-        <w:tab/>
-        <w:t xml:space="preserve">        Remote login/command execution</w:t>
-      </w:r>
-    </w:p>
-    <w:p>
-      <w:r>
-        <w:t>SFTP</w:t>
-      </w:r>
-      <w:r>
-        <w:tab/>
-        <w:t xml:space="preserve">    Secure file transfer over SSH</w:t>
-      </w:r>
-    </w:p>
-    <w:p/>
-    <w:p>
-      <w:r>
-        <w:t>Most legacy projects use JSch jar for:</w:t>
-      </w:r>
-    </w:p>
-    <w:p>
-      <w:r>
-        <w:t>SSH connection</w:t>
-      </w:r>
-    </w:p>
-    <w:p>
-      <w:r>
-        <w:t>SFTP file upload/download</w:t>
-      </w:r>
-    </w:p>
-    <w:p>
-      <w:r>
-        <w:t>Execute remote commands</w:t>
-      </w:r>
-    </w:p>
-    <w:p/>
-    <w:p>
-      <w:r>
-        <w:t>Modern alternatives:</w:t>
-      </w:r>
-    </w:p>
-    <w:p>
-      <w:r>
-        <w:t>Apache MINA SSHD</w:t>
-      </w:r>
-    </w:p>
-    <w:p>
-      <w:r>
-        <w:t>SSHJ</w:t>
-      </w:r>
-    </w:p>
+    <w:tbl>
+      <w:tblPr>
+        <w:tblStyle w:val="TableGrid"/>
+        <w:tblW w:w="0" w:type="auto"/>
+        <w:tblLook w:val="04A0" w:firstRow="1" w:lastRow="0" w:firstColumn="1" w:lastColumn="0" w:noHBand="0" w:noVBand="1"/>
+      </w:tblPr>
+      <w:tblGrid>
+        <w:gridCol w:w="10795"/>
+        <w:gridCol w:w="10795"/>
+      </w:tblGrid>
+      <w:tr>
+        <w:tc>
+          <w:tcPr>
+            <w:tcW w:w="10795" w:type="dxa"/>
+          </w:tcPr>
+          <w:p>
+            <w:r>
+              <w:t>For pdf generation use itext library jar</w:t>
+            </w:r>
+          </w:p>
+        </w:tc>
+        <w:tc>
+          <w:tcPr>
+            <w:tcW w:w="10795" w:type="dxa"/>
+          </w:tcPr>
+          <w:p>
+            <w:r>
+              <w:t>for workflow creations in java use temporal jars</w:t>
+            </w:r>
+          </w:p>
+          <w:p>
+            <w:hyperlink r:id="rId17" w:history="1">
+              <w:r>
+                <w:rPr>
+                  <w:rStyle w:val="Hyperlink"/>
+                </w:rPr>
+                <w:t>https://learn.temporal.io/getting_started/java/hello_world_in_java/</w:t>
+              </w:r>
+            </w:hyperlink>
+            <w:r>
+              <w:t xml:space="preserve"> </w:t>
+            </w:r>
+          </w:p>
+          <w:p>
+            <w:r>
+              <w:t>these are separate jars,</w:t>
+            </w:r>
+          </w:p>
+        </w:tc>
+      </w:tr>
+      <w:tr>
+        <w:tc>
+          <w:tcPr>
+            <w:tcW w:w="10795" w:type="dxa"/>
+          </w:tcPr>
+          <w:p>
+            <w:r>
+              <w:t xml:space="preserve">if ur java apps want to connect to remote machine use SSH protocol and if ur java app wants to transfer files , </w:t>
+            </w:r>
+          </w:p>
+          <w:p>
+            <w:r>
+              <w:t>Protocol</w:t>
+            </w:r>
+            <w:r>
+              <w:tab/>
+              <w:t>Purpose</w:t>
+            </w:r>
+          </w:p>
+          <w:p>
+            <w:r>
+              <w:t>SSH</w:t>
+            </w:r>
+            <w:r>
+              <w:tab/>
+              <w:t xml:space="preserve">        Remote login/command execution</w:t>
+            </w:r>
+          </w:p>
+          <w:p>
+            <w:r>
+              <w:t>SFTP</w:t>
+            </w:r>
+            <w:r>
+              <w:tab/>
+              <w:t xml:space="preserve">    Secure file transfer over SSH</w:t>
+            </w:r>
+          </w:p>
+          <w:p/>
+          <w:p>
+            <w:r>
+              <w:t>Most legacy projects use JSch jar for: Modern alternatives is Apache MINA SSHD</w:t>
+            </w:r>
+          </w:p>
+          <w:p/>
+          <w:p/>
+        </w:tc>
+        <w:tc>
+          <w:tcPr>
+            <w:tcW w:w="10795" w:type="dxa"/>
+          </w:tcPr>
+          <w:p>
+            <w:r>
+              <w:t>OpenCSV vs apache commons csv</w:t>
+            </w:r>
+          </w:p>
+          <w:p>
+            <w:r>
+              <w:t>open csv is even better than apache commons csv</w:t>
+            </w:r>
+          </w:p>
+        </w:tc>
+      </w:tr>
+      <w:tr>
+        <w:tc>
+          <w:tcPr>
+            <w:tcW w:w="10795" w:type="dxa"/>
+          </w:tcPr>
+          <w:p/>
+        </w:tc>
+        <w:tc>
+          <w:tcPr>
+            <w:tcW w:w="10795" w:type="dxa"/>
+          </w:tcPr>
+          <w:p/>
+        </w:tc>
+      </w:tr>
+    </w:tbl>
     <w:p/>
     <w:p/>
     <w:p/>
@@ -1756,6 +3617,155 @@
 <file path=word/numbering.xml><?xml version="1.0" encoding="utf-8"?>
 <w:numbering xmlns:wpc="http://schemas.microsoft.com/office/word/2010/wordprocessingCanvas" xmlns:mc="http://schemas.openxmlformats.org/markup-compatibility/2006" xmlns:o="urn:schemas-microsoft-com:office:office" xmlns:r="http://schemas.openxmlformats.org/officeDocument/2006/relationships" xmlns:m="http://schemas.openxmlformats.org/officeDocument/2006/math" xmlns:v="urn:schemas-microsoft-com:vml" xmlns:wp14="http://schemas.microsoft.com/office/word/2010/wordprocessingDrawing" xmlns:wp="http://schemas.openxmlformats.org/drawingml/2006/wordprocessingDrawing" xmlns:w10="urn:schemas-microsoft-com:office:word" xmlns:w="http://schemas.openxmlformats.org/wordprocessingml/2006/main" xmlns:w14="http://schemas.microsoft.com/office/word/2010/wordml" xmlns:w15="http://schemas.microsoft.com/office/word/2012/wordml" xmlns:wpg="http://schemas.microsoft.com/office/word/2010/wordprocessingGroup" xmlns:wpi="http://schemas.microsoft.com/office/word/2010/wordprocessingInk" xmlns:wne="http://schemas.microsoft.com/office/word/2006/wordml" xmlns:wps="http://schemas.microsoft.com/office/word/2010/wordprocessingShape" mc:Ignorable="w14 w15 wp14">
   <w:abstractNum w:abstractNumId="0">
+    <w:nsid w:val="0F53074C"/>
+    <w:multiLevelType w:val="multilevel"/>
+    <w:tmpl w:val="5B342D0C"/>
+    <w:lvl w:ilvl="0">
+      <w:start w:val="1"/>
+      <w:numFmt w:val="bullet"/>
+      <w:lvlText w:val=""/>
+      <w:lvlJc w:val="left"/>
+      <w:pPr>
+        <w:tabs>
+          <w:tab w:val="num" w:pos="720"/>
+        </w:tabs>
+        <w:ind w:left="720" w:hanging="360"/>
+      </w:pPr>
+      <w:rPr>
+        <w:rFonts w:ascii="Symbol" w:hAnsi="Symbol" w:hint="default"/>
+        <w:sz w:val="20"/>
+      </w:rPr>
+    </w:lvl>
+    <w:lvl w:ilvl="1" w:tentative="1">
+      <w:start w:val="1"/>
+      <w:numFmt w:val="bullet"/>
+      <w:lvlText w:val="o"/>
+      <w:lvlJc w:val="left"/>
+      <w:pPr>
+        <w:tabs>
+          <w:tab w:val="num" w:pos="1440"/>
+        </w:tabs>
+        <w:ind w:left="1440" w:hanging="360"/>
+      </w:pPr>
+      <w:rPr>
+        <w:rFonts w:ascii="Courier New" w:hAnsi="Courier New" w:hint="default"/>
+        <w:sz w:val="20"/>
+      </w:rPr>
+    </w:lvl>
+    <w:lvl w:ilvl="2" w:tentative="1">
+      <w:start w:val="1"/>
+      <w:numFmt w:val="bullet"/>
+      <w:lvlText w:val=""/>
+      <w:lvlJc w:val="left"/>
+      <w:pPr>
+        <w:tabs>
+          <w:tab w:val="num" w:pos="2160"/>
+        </w:tabs>
+        <w:ind w:left="2160" w:hanging="360"/>
+      </w:pPr>
+      <w:rPr>
+        <w:rFonts w:ascii="Wingdings" w:hAnsi="Wingdings" w:hint="default"/>
+        <w:sz w:val="20"/>
+      </w:rPr>
+    </w:lvl>
+    <w:lvl w:ilvl="3" w:tentative="1">
+      <w:start w:val="1"/>
+      <w:numFmt w:val="bullet"/>
+      <w:lvlText w:val=""/>
+      <w:lvlJc w:val="left"/>
+      <w:pPr>
+        <w:tabs>
+          <w:tab w:val="num" w:pos="2880"/>
+        </w:tabs>
+        <w:ind w:left="2880" w:hanging="360"/>
+      </w:pPr>
+      <w:rPr>
+        <w:rFonts w:ascii="Wingdings" w:hAnsi="Wingdings" w:hint="default"/>
+        <w:sz w:val="20"/>
+      </w:rPr>
+    </w:lvl>
+    <w:lvl w:ilvl="4" w:tentative="1">
+      <w:start w:val="1"/>
+      <w:numFmt w:val="bullet"/>
+      <w:lvlText w:val=""/>
+      <w:lvlJc w:val="left"/>
+      <w:pPr>
+        <w:tabs>
+          <w:tab w:val="num" w:pos="3600"/>
+        </w:tabs>
+        <w:ind w:left="3600" w:hanging="360"/>
+      </w:pPr>
+      <w:rPr>
+        <w:rFonts w:ascii="Wingdings" w:hAnsi="Wingdings" w:hint="default"/>
+        <w:sz w:val="20"/>
+      </w:rPr>
+    </w:lvl>
+    <w:lvl w:ilvl="5" w:tentative="1">
+      <w:start w:val="1"/>
+      <w:numFmt w:val="bullet"/>
+      <w:lvlText w:val=""/>
+      <w:lvlJc w:val="left"/>
+      <w:pPr>
+        <w:tabs>
+          <w:tab w:val="num" w:pos="4320"/>
+        </w:tabs>
+        <w:ind w:left="4320" w:hanging="360"/>
+      </w:pPr>
+      <w:rPr>
+        <w:rFonts w:ascii="Wingdings" w:hAnsi="Wingdings" w:hint="default"/>
+        <w:sz w:val="20"/>
+      </w:rPr>
+    </w:lvl>
+    <w:lvl w:ilvl="6" w:tentative="1">
+      <w:start w:val="1"/>
+      <w:numFmt w:val="bullet"/>
+      <w:lvlText w:val=""/>
+      <w:lvlJc w:val="left"/>
+      <w:pPr>
+        <w:tabs>
+          <w:tab w:val="num" w:pos="5040"/>
+        </w:tabs>
+        <w:ind w:left="5040" w:hanging="360"/>
+      </w:pPr>
+      <w:rPr>
+        <w:rFonts w:ascii="Wingdings" w:hAnsi="Wingdings" w:hint="default"/>
+        <w:sz w:val="20"/>
+      </w:rPr>
+    </w:lvl>
+    <w:lvl w:ilvl="7" w:tentative="1">
+      <w:start w:val="1"/>
+      <w:numFmt w:val="bullet"/>
+      <w:lvlText w:val=""/>
+      <w:lvlJc w:val="left"/>
+      <w:pPr>
+        <w:tabs>
+          <w:tab w:val="num" w:pos="5760"/>
+        </w:tabs>
+        <w:ind w:left="5760" w:hanging="360"/>
+      </w:pPr>
+      <w:rPr>
+        <w:rFonts w:ascii="Wingdings" w:hAnsi="Wingdings" w:hint="default"/>
+        <w:sz w:val="20"/>
+      </w:rPr>
+    </w:lvl>
+    <w:lvl w:ilvl="8" w:tentative="1">
+      <w:start w:val="1"/>
+      <w:numFmt w:val="bullet"/>
+      <w:lvlText w:val=""/>
+      <w:lvlJc w:val="left"/>
+      <w:pPr>
+        <w:tabs>
+          <w:tab w:val="num" w:pos="6480"/>
+        </w:tabs>
+        <w:ind w:left="6480" w:hanging="360"/>
+      </w:pPr>
+      <w:rPr>
+        <w:rFonts w:ascii="Wingdings" w:hAnsi="Wingdings" w:hint="default"/>
+        <w:sz w:val="20"/>
+      </w:rPr>
+    </w:lvl>
+  </w:abstractNum>
+  <w:abstractNum w:abstractNumId="1">
     <w:nsid w:val="0F7B2608"/>
     <w:multiLevelType w:val="hybridMultilevel"/>
     <w:tmpl w:val="211EDB94"/>
@@ -1844,7 +3854,7 @@
       </w:pPr>
     </w:lvl>
   </w:abstractNum>
-  <w:abstractNum w:abstractNumId="1">
+  <w:abstractNum w:abstractNumId="2">
     <w:nsid w:val="18303148"/>
     <w:multiLevelType w:val="multilevel"/>
     <w:tmpl w:val="AB9ADDE2"/>
@@ -1993,7 +4003,7 @@
       </w:rPr>
     </w:lvl>
   </w:abstractNum>
-  <w:abstractNum w:abstractNumId="2">
+  <w:abstractNum w:abstractNumId="3">
     <w:nsid w:val="1C6451F6"/>
     <w:multiLevelType w:val="hybridMultilevel"/>
     <w:tmpl w:val="F4B20648"/>
@@ -2082,7 +4092,7 @@
       </w:pPr>
     </w:lvl>
   </w:abstractNum>
-  <w:abstractNum w:abstractNumId="3">
+  <w:abstractNum w:abstractNumId="4">
     <w:nsid w:val="228C1302"/>
     <w:multiLevelType w:val="multilevel"/>
     <w:tmpl w:val="BDE6955A"/>
@@ -2231,7 +4241,7 @@
       </w:rPr>
     </w:lvl>
   </w:abstractNum>
-  <w:abstractNum w:abstractNumId="4">
+  <w:abstractNum w:abstractNumId="5">
     <w:nsid w:val="346962A0"/>
     <w:multiLevelType w:val="multilevel"/>
     <w:tmpl w:val="B83C507E"/>
@@ -2380,7 +4390,7 @@
       </w:rPr>
     </w:lvl>
   </w:abstractNum>
-  <w:abstractNum w:abstractNumId="5">
+  <w:abstractNum w:abstractNumId="6">
     <w:nsid w:val="36023923"/>
     <w:multiLevelType w:val="multilevel"/>
     <w:tmpl w:val="473C3B5E"/>
@@ -2529,7 +4539,7 @@
       </w:rPr>
     </w:lvl>
   </w:abstractNum>
-  <w:abstractNum w:abstractNumId="6">
+  <w:abstractNum w:abstractNumId="7">
     <w:nsid w:val="42FB51DB"/>
     <w:multiLevelType w:val="hybridMultilevel"/>
     <w:tmpl w:val="734458C8"/>
@@ -2618,7 +4628,7 @@
       </w:pPr>
     </w:lvl>
   </w:abstractNum>
-  <w:abstractNum w:abstractNumId="7">
+  <w:abstractNum w:abstractNumId="8">
     <w:nsid w:val="4D614B4A"/>
     <w:multiLevelType w:val="multilevel"/>
     <w:tmpl w:val="1938D964"/>
@@ -2767,7 +4777,7 @@
       </w:rPr>
     </w:lvl>
   </w:abstractNum>
-  <w:abstractNum w:abstractNumId="8">
+  <w:abstractNum w:abstractNumId="9">
     <w:nsid w:val="52E3129D"/>
     <w:multiLevelType w:val="multilevel"/>
     <w:tmpl w:val="9604C288"/>
@@ -2916,7 +4926,7 @@
       </w:rPr>
     </w:lvl>
   </w:abstractNum>
-  <w:abstractNum w:abstractNumId="9">
+  <w:abstractNum w:abstractNumId="10">
     <w:nsid w:val="63FE5210"/>
     <w:multiLevelType w:val="multilevel"/>
     <w:tmpl w:val="0160338A"/>
@@ -3065,7 +5075,7 @@
       </w:rPr>
     </w:lvl>
   </w:abstractNum>
-  <w:abstractNum w:abstractNumId="10">
+  <w:abstractNum w:abstractNumId="11">
     <w:nsid w:val="64CD4A52"/>
     <w:multiLevelType w:val="multilevel"/>
     <w:tmpl w:val="D8A6EF10"/>
@@ -3214,7 +5224,7 @@
       </w:rPr>
     </w:lvl>
   </w:abstractNum>
-  <w:abstractNum w:abstractNumId="11">
+  <w:abstractNum w:abstractNumId="12">
     <w:nsid w:val="6B2F4967"/>
     <w:multiLevelType w:val="hybridMultilevel"/>
     <w:tmpl w:val="C76E5120"/>
@@ -3303,7 +5313,7 @@
       </w:pPr>
     </w:lvl>
   </w:abstractNum>
-  <w:abstractNum w:abstractNumId="12">
+  <w:abstractNum w:abstractNumId="13">
     <w:nsid w:val="6E6618C1"/>
     <w:multiLevelType w:val="multilevel"/>
     <w:tmpl w:val="C9D821D4"/>
@@ -3452,7 +5462,7 @@
       </w:rPr>
     </w:lvl>
   </w:abstractNum>
-  <w:abstractNum w:abstractNumId="13">
+  <w:abstractNum w:abstractNumId="14">
     <w:nsid w:val="70471AF1"/>
     <w:multiLevelType w:val="hybridMultilevel"/>
     <w:tmpl w:val="E6C6C4B8"/>
@@ -3542,46 +5552,49 @@
     </w:lvl>
   </w:abstractNum>
   <w:num w:numId="1">
+    <w:abstractNumId w:val="7"/>
+  </w:num>
+  <w:num w:numId="2">
+    <w:abstractNumId w:val="12"/>
+  </w:num>
+  <w:num w:numId="3">
+    <w:abstractNumId w:val="1"/>
+  </w:num>
+  <w:num w:numId="4">
+    <w:abstractNumId w:val="3"/>
+  </w:num>
+  <w:num w:numId="5">
+    <w:abstractNumId w:val="14"/>
+  </w:num>
+  <w:num w:numId="6">
+    <w:abstractNumId w:val="10"/>
+  </w:num>
+  <w:num w:numId="7">
     <w:abstractNumId w:val="6"/>
   </w:num>
-  <w:num w:numId="2">
+  <w:num w:numId="8">
+    <w:abstractNumId w:val="9"/>
+  </w:num>
+  <w:num w:numId="9">
     <w:abstractNumId w:val="11"/>
   </w:num>
-  <w:num w:numId="3">
-    <w:abstractNumId w:val="0"/>
+  <w:num w:numId="10">
+    <w:abstractNumId w:val="5"/>
   </w:num>
-  <w:num w:numId="4">
+  <w:num w:numId="11">
+    <w:abstractNumId w:val="4"/>
+  </w:num>
+  <w:num w:numId="12">
     <w:abstractNumId w:val="2"/>
   </w:num>
-  <w:num w:numId="5">
+  <w:num w:numId="13">
+    <w:abstractNumId w:val="8"/>
+  </w:num>
+  <w:num w:numId="14">
     <w:abstractNumId w:val="13"/>
   </w:num>
-  <w:num w:numId="6">
-    <w:abstractNumId w:val="9"/>
-  </w:num>
-  <w:num w:numId="7">
-    <w:abstractNumId w:val="5"/>
-  </w:num>
-  <w:num w:numId="8">
-    <w:abstractNumId w:val="8"/>
-  </w:num>
-  <w:num w:numId="9">
-    <w:abstractNumId w:val="10"/>
-  </w:num>
-  <w:num w:numId="10">
-    <w:abstractNumId w:val="4"/>
-  </w:num>
-  <w:num w:numId="11">
-    <w:abstractNumId w:val="3"/>
-  </w:num>
-  <w:num w:numId="12">
-    <w:abstractNumId w:val="1"/>
-  </w:num>
-  <w:num w:numId="13">
-    <w:abstractNumId w:val="7"/>
-  </w:num>
-  <w:num w:numId="14">
-    <w:abstractNumId w:val="12"/>
+  <w:num w:numId="15">
+    <w:abstractNumId w:val="0"/>
   </w:num>
 </w:numbering>
 </file>
@@ -4305,6 +6318,38 @@
       <w:u w:val="single"/>
     </w:rPr>
   </w:style>
+  <w:style w:type="character" w:customStyle="1" w:styleId="yadgie">
+    <w:name w:val="yadgie"/>
+    <w:basedOn w:val="DefaultParagraphFont"/>
+    <w:rsid w:val="00311D57"/>
+  </w:style>
+  <w:style w:type="table" w:customStyle="1" w:styleId="TableGrid1">
+    <w:name w:val="Table Grid1"/>
+    <w:basedOn w:val="TableNormal"/>
+    <w:next w:val="TableGrid"/>
+    <w:uiPriority w:val="39"/>
+    <w:rsid w:val="00FB2A8F"/>
+    <w:pPr>
+      <w:spacing w:after="0" w:line="240" w:lineRule="auto"/>
+    </w:pPr>
+    <w:tblPr>
+      <w:tblInd w:w="0" w:type="dxa"/>
+      <w:tblBorders>
+        <w:top w:val="single" w:sz="4" w:space="0" w:color="auto"/>
+        <w:left w:val="single" w:sz="4" w:space="0" w:color="auto"/>
+        <w:bottom w:val="single" w:sz="4" w:space="0" w:color="auto"/>
+        <w:right w:val="single" w:sz="4" w:space="0" w:color="auto"/>
+        <w:insideH w:val="single" w:sz="4" w:space="0" w:color="auto"/>
+        <w:insideV w:val="single" w:sz="4" w:space="0" w:color="auto"/>
+      </w:tblBorders>
+      <w:tblCellMar>
+        <w:top w:w="0" w:type="dxa"/>
+        <w:left w:w="108" w:type="dxa"/>
+        <w:bottom w:w="0" w:type="dxa"/>
+        <w:right w:w="108" w:type="dxa"/>
+      </w:tblCellMar>
+    </w:tblPr>
+  </w:style>
 </w:styles>
 </file>
 
